--- a/Lectures/BD.docx
+++ b/Lectures/BD.docx
@@ -3577,6 +3577,2487 @@
         </w:rPr>
       </w:pPr>
       <w:r>
+        <w:rPr>
+          <w:b w:val="false"/>
+          <w:bCs w:val="false"/>
+          <w:i w:val="false"/>
+          <w:iCs w:val="false"/>
+        </w:rPr>
+      </w:r>
+    </w:p>
+    <w:p>
+      <w:pPr>
+        <w:pStyle w:val="Normal"/>
+        <w:bidi w:val="0"/>
+        <w:jc w:val="center"/>
+        <w:rPr>
+          <w:b/>
+          <w:bCs/>
+          <w:i w:val="false"/>
+          <w:i w:val="false"/>
+          <w:iCs w:val="false"/>
+        </w:rPr>
+      </w:pPr>
+      <w:r>
+        <w:rPr>
+          <w:b/>
+          <w:bCs/>
+          <w:i w:val="false"/>
+          <w:iCs w:val="false"/>
+        </w:rPr>
+        <w:t>Операции выборки</w:t>
+      </w:r>
+    </w:p>
+    <w:p>
+      <w:pPr>
+        <w:pStyle w:val="Normal"/>
+        <w:bidi w:val="0"/>
+        <w:jc w:val="center"/>
+        <w:rPr>
+          <w:b/>
+          <w:bCs/>
+          <w:i w:val="false"/>
+          <w:i w:val="false"/>
+          <w:iCs w:val="false"/>
+        </w:rPr>
+      </w:pPr>
+      <w:r>
+        <w:rPr>
+          <w:b/>
+          <w:bCs/>
+          <w:i w:val="false"/>
+          <w:iCs w:val="false"/>
+        </w:rPr>
+      </w:r>
+    </w:p>
+    <w:p>
+      <w:pPr>
+        <w:pStyle w:val="Normal"/>
+        <w:bidi w:val="0"/>
+        <w:jc w:val="start"/>
+        <w:rPr>
+          <w:b w:val="false"/>
+          <w:bCs w:val="false"/>
+          <w:i w:val="false"/>
+          <w:i w:val="false"/>
+          <w:iCs w:val="false"/>
+        </w:rPr>
+      </w:pPr>
+      <w:r>
+        <w:rPr>
+          <w:b w:val="false"/>
+          <w:bCs w:val="false"/>
+          <w:i w:val="false"/>
+          <w:iCs w:val="false"/>
+        </w:rPr>
+        <w:t xml:space="preserve">В качестве критерия отбор строк таблици можно задать любое логическое выражение в секции </w:t>
+      </w:r>
+      <w:r>
+        <w:rPr>
+          <w:b/>
+          <w:bCs/>
+          <w:i w:val="false"/>
+          <w:iCs w:val="false"/>
+        </w:rPr>
+        <w:t xml:space="preserve">where, </w:t>
+      </w:r>
+      <w:r>
+        <w:rPr>
+          <w:b w:val="false"/>
+          <w:bCs w:val="false"/>
+          <w:i w:val="false"/>
+          <w:iCs w:val="false"/>
+        </w:rPr>
+        <w:t>в процессе выполнения операции отбора будут выбраны только те строки таблици, для которых данное выражение принимает значение true, таким образом результатом выборки может быть 0, 1, …</w:t>
+      </w:r>
+    </w:p>
+    <w:p>
+      <w:pPr>
+        <w:pStyle w:val="Normal"/>
+        <w:bidi w:val="0"/>
+        <w:jc w:val="start"/>
+        <w:rPr>
+          <w:b w:val="false"/>
+          <w:bCs w:val="false"/>
+          <w:i w:val="false"/>
+          <w:i w:val="false"/>
+          <w:iCs w:val="false"/>
+        </w:rPr>
+      </w:pPr>
+      <w:r>
+        <w:rPr>
+          <w:b w:val="false"/>
+          <w:bCs w:val="false"/>
+          <w:i w:val="false"/>
+          <w:iCs w:val="false"/>
+        </w:rPr>
+      </w:r>
+    </w:p>
+    <w:p>
+      <w:pPr>
+        <w:pStyle w:val="Normal"/>
+        <w:bidi w:val="0"/>
+        <w:jc w:val="start"/>
+        <w:rPr>
+          <w:b w:val="false"/>
+          <w:bCs w:val="false"/>
+          <w:i w:val="false"/>
+          <w:i w:val="false"/>
+          <w:iCs w:val="false"/>
+        </w:rPr>
+      </w:pPr>
+      <w:r>
+        <w:rPr>
+          <w:b w:val="false"/>
+          <w:bCs w:val="false"/>
+          <w:i w:val="false"/>
+          <w:iCs w:val="false"/>
+        </w:rPr>
+        <w:t>select from students</w:t>
+      </w:r>
+    </w:p>
+    <w:p>
+      <w:pPr>
+        <w:pStyle w:val="Normal"/>
+        <w:bidi w:val="0"/>
+        <w:jc w:val="start"/>
+        <w:rPr>
+          <w:b w:val="false"/>
+          <w:bCs w:val="false"/>
+          <w:i w:val="false"/>
+          <w:i w:val="false"/>
+          <w:iCs w:val="false"/>
+        </w:rPr>
+      </w:pPr>
+      <w:r>
+        <w:rPr>
+          <w:b w:val="false"/>
+          <w:bCs w:val="false"/>
+          <w:i w:val="false"/>
+          <w:iCs w:val="false"/>
+        </w:rPr>
+        <w:t>where cod_st = 16</w:t>
+      </w:r>
+    </w:p>
+    <w:p>
+      <w:pPr>
+        <w:pStyle w:val="Normal"/>
+        <w:bidi w:val="0"/>
+        <w:jc w:val="start"/>
+        <w:rPr>
+          <w:b w:val="false"/>
+          <w:bCs w:val="false"/>
+          <w:i w:val="false"/>
+          <w:i w:val="false"/>
+          <w:iCs w:val="false"/>
+        </w:rPr>
+      </w:pPr>
+      <w:r>
+        <w:rPr>
+          <w:b w:val="false"/>
+          <w:bCs w:val="false"/>
+          <w:i w:val="false"/>
+          <w:iCs w:val="false"/>
+        </w:rPr>
+      </w:r>
+    </w:p>
+    <w:p>
+      <w:pPr>
+        <w:pStyle w:val="Normal"/>
+        <w:bidi w:val="0"/>
+        <w:jc w:val="start"/>
+        <w:rPr>
+          <w:b w:val="false"/>
+          <w:bCs w:val="false"/>
+          <w:i w:val="false"/>
+          <w:i w:val="false"/>
+          <w:iCs w:val="false"/>
+        </w:rPr>
+      </w:pPr>
+      <w:r>
+        <w:rPr>
+          <w:b w:val="false"/>
+          <w:bCs w:val="false"/>
+          <w:i w:val="false"/>
+          <w:iCs w:val="false"/>
+        </w:rPr>
+        <w:t xml:space="preserve">Условие отбора строк может включать операции: </w:t>
+      </w:r>
+    </w:p>
+    <w:p>
+      <w:pPr>
+        <w:pStyle w:val="Normal"/>
+        <w:bidi w:val="0"/>
+        <w:jc w:val="start"/>
+        <w:rPr>
+          <w:b w:val="false"/>
+          <w:bCs w:val="false"/>
+          <w:i w:val="false"/>
+          <w:i w:val="false"/>
+          <w:iCs w:val="false"/>
+        </w:rPr>
+      </w:pPr>
+      <w:r>
+        <w:rPr>
+          <w:b w:val="false"/>
+          <w:bCs w:val="false"/>
+          <w:i w:val="false"/>
+          <w:iCs w:val="false"/>
+        </w:rPr>
+        <w:t>1. сравнения ( &lt; &gt; = &lt;= &gt;= )</w:t>
+      </w:r>
+    </w:p>
+    <w:p>
+      <w:pPr>
+        <w:pStyle w:val="Normal"/>
+        <w:bidi w:val="0"/>
+        <w:jc w:val="start"/>
+        <w:rPr>
+          <w:b w:val="false"/>
+          <w:bCs w:val="false"/>
+          <w:i w:val="false"/>
+          <w:i w:val="false"/>
+          <w:iCs w:val="false"/>
+        </w:rPr>
+      </w:pPr>
+      <w:r>
+        <w:rPr>
+          <w:b w:val="false"/>
+          <w:bCs w:val="false"/>
+          <w:i w:val="false"/>
+          <w:iCs w:val="false"/>
+        </w:rPr>
+        <w:t>2. Проверка на null ( is null, is not null )</w:t>
+      </w:r>
+    </w:p>
+    <w:p>
+      <w:pPr>
+        <w:pStyle w:val="Normal"/>
+        <w:bidi w:val="0"/>
+        <w:jc w:val="start"/>
+        <w:rPr>
+          <w:b w:val="false"/>
+          <w:bCs w:val="false"/>
+          <w:i w:val="false"/>
+          <w:i w:val="false"/>
+          <w:iCs w:val="false"/>
+        </w:rPr>
+      </w:pPr>
+      <w:r>
+        <w:rPr>
+          <w:b w:val="false"/>
+          <w:bCs w:val="false"/>
+          <w:i w:val="false"/>
+          <w:iCs w:val="false"/>
+        </w:rPr>
+        <w:t>3. Логические операции ( and, or, not )</w:t>
+      </w:r>
+    </w:p>
+    <w:p>
+      <w:pPr>
+        <w:pStyle w:val="Normal"/>
+        <w:bidi w:val="0"/>
+        <w:jc w:val="start"/>
+        <w:rPr>
+          <w:b w:val="false"/>
+          <w:bCs w:val="false"/>
+          <w:i w:val="false"/>
+          <w:i w:val="false"/>
+          <w:iCs w:val="false"/>
+        </w:rPr>
+      </w:pPr>
+      <w:r>
+        <w:rPr>
+          <w:b w:val="false"/>
+          <w:bCs w:val="false"/>
+          <w:i w:val="false"/>
+          <w:iCs w:val="false"/>
+        </w:rPr>
+        <w:t>4. Операции вхождения в диапазон ( between, and)</w:t>
+      </w:r>
+    </w:p>
+    <w:p>
+      <w:pPr>
+        <w:pStyle w:val="Normal"/>
+        <w:bidi w:val="0"/>
+        <w:jc w:val="start"/>
+        <w:rPr>
+          <w:b w:val="false"/>
+          <w:bCs w:val="false"/>
+          <w:i w:val="false"/>
+          <w:i w:val="false"/>
+          <w:iCs w:val="false"/>
+        </w:rPr>
+      </w:pPr>
+      <w:r>
+        <w:rPr>
+          <w:b w:val="false"/>
+          <w:bCs w:val="false"/>
+          <w:i w:val="false"/>
+          <w:iCs w:val="false"/>
+        </w:rPr>
+        <w:t>5. Проверка на пренодлежность множеству ( in, like ‘шаблон’  ‘%’  ‘и_’ )</w:t>
+      </w:r>
+    </w:p>
+    <w:p>
+      <w:pPr>
+        <w:pStyle w:val="Normal"/>
+        <w:bidi w:val="0"/>
+        <w:jc w:val="start"/>
+        <w:rPr>
+          <w:b w:val="false"/>
+          <w:bCs w:val="false"/>
+          <w:i w:val="false"/>
+          <w:i w:val="false"/>
+          <w:iCs w:val="false"/>
+        </w:rPr>
+      </w:pPr>
+      <w:r>
+        <w:rPr>
+          <w:b w:val="false"/>
+          <w:bCs w:val="false"/>
+          <w:i w:val="false"/>
+          <w:iCs w:val="false"/>
+        </w:rPr>
+        <w:t>select * from</w:t>
+      </w:r>
+    </w:p>
+    <w:p>
+      <w:pPr>
+        <w:pStyle w:val="Normal"/>
+        <w:bidi w:val="0"/>
+        <w:jc w:val="start"/>
+        <w:rPr>
+          <w:b w:val="false"/>
+          <w:bCs w:val="false"/>
+          <w:i w:val="false"/>
+          <w:i w:val="false"/>
+          <w:iCs w:val="false"/>
+        </w:rPr>
+      </w:pPr>
+      <w:r>
+        <w:rPr>
+          <w:b w:val="false"/>
+          <w:bCs w:val="false"/>
+          <w:i w:val="false"/>
+          <w:iCs w:val="false"/>
+        </w:rPr>
+        <w:t>student where fio like ‘и%’</w:t>
+      </w:r>
+    </w:p>
+    <w:p>
+      <w:pPr>
+        <w:pStyle w:val="Normal"/>
+        <w:bidi w:val="0"/>
+        <w:jc w:val="start"/>
+        <w:rPr>
+          <w:b w:val="false"/>
+          <w:bCs w:val="false"/>
+          <w:i w:val="false"/>
+          <w:i w:val="false"/>
+          <w:iCs w:val="false"/>
+        </w:rPr>
+      </w:pPr>
+      <w:r>
+        <w:rPr>
+          <w:b w:val="false"/>
+          <w:bCs w:val="false"/>
+          <w:i w:val="false"/>
+          <w:iCs w:val="false"/>
+        </w:rPr>
+      </w:r>
+    </w:p>
+    <w:p>
+      <w:pPr>
+        <w:pStyle w:val="Normal"/>
+        <w:bidi w:val="0"/>
+        <w:jc w:val="start"/>
+        <w:rPr>
+          <w:b w:val="false"/>
+          <w:bCs w:val="false"/>
+          <w:i w:val="false"/>
+          <w:i w:val="false"/>
+          <w:iCs w:val="false"/>
+        </w:rPr>
+      </w:pPr>
+      <w:r>
+        <w:rPr>
+          <w:b w:val="false"/>
+          <w:bCs w:val="false"/>
+          <w:i w:val="false"/>
+          <w:iCs w:val="false"/>
+        </w:rPr>
+      </w:r>
+    </w:p>
+    <w:p>
+      <w:pPr>
+        <w:pStyle w:val="Normal"/>
+        <w:bidi w:val="0"/>
+        <w:jc w:val="center"/>
+        <w:rPr>
+          <w:b/>
+          <w:bCs/>
+          <w:i w:val="false"/>
+          <w:i w:val="false"/>
+          <w:iCs w:val="false"/>
+        </w:rPr>
+      </w:pPr>
+      <w:r>
+        <w:rPr>
+          <w:b/>
+          <w:bCs/>
+          <w:i w:val="false"/>
+          <w:iCs w:val="false"/>
+        </w:rPr>
+        <w:t>Операция расширения</w:t>
+      </w:r>
+    </w:p>
+    <w:p>
+      <w:pPr>
+        <w:pStyle w:val="Normal"/>
+        <w:bidi w:val="0"/>
+        <w:jc w:val="center"/>
+        <w:rPr>
+          <w:b/>
+          <w:bCs/>
+          <w:i w:val="false"/>
+          <w:i w:val="false"/>
+          <w:iCs w:val="false"/>
+        </w:rPr>
+      </w:pPr>
+      <w:r>
+        <w:rPr>
+          <w:b/>
+          <w:bCs/>
+          <w:i w:val="false"/>
+          <w:iCs w:val="false"/>
+        </w:rPr>
+      </w:r>
+    </w:p>
+    <w:p>
+      <w:pPr>
+        <w:pStyle w:val="Normal"/>
+        <w:bidi w:val="0"/>
+        <w:jc w:val="start"/>
+        <w:rPr>
+          <w:b w:val="false"/>
+          <w:bCs w:val="false"/>
+          <w:i w:val="false"/>
+          <w:i w:val="false"/>
+          <w:iCs w:val="false"/>
+        </w:rPr>
+      </w:pPr>
+      <w:r>
+        <w:rPr>
+          <w:b w:val="false"/>
+          <w:bCs w:val="false"/>
+          <w:i w:val="false"/>
+          <w:iCs w:val="false"/>
+        </w:rPr>
+        <w:t xml:space="preserve">Вычисляемый столбец – фиктивный столбец данные которого не храняться в бд, а вычисляються на основе данных из других столбцов. ( к вычисляемому столбцу пресваиваеться псевдоним ). </w:t>
+      </w:r>
+    </w:p>
+    <w:p>
+      <w:pPr>
+        <w:pStyle w:val="Normal"/>
+        <w:bidi w:val="0"/>
+        <w:jc w:val="start"/>
+        <w:rPr>
+          <w:b w:val="false"/>
+          <w:bCs w:val="false"/>
+          <w:i w:val="false"/>
+          <w:i w:val="false"/>
+          <w:iCs w:val="false"/>
+        </w:rPr>
+      </w:pPr>
+      <w:r>
+        <w:rPr>
+          <w:b w:val="false"/>
+          <w:bCs w:val="false"/>
+          <w:i w:val="false"/>
+          <w:iCs w:val="false"/>
+        </w:rPr>
+      </w:r>
+    </w:p>
+    <w:p>
+      <w:pPr>
+        <w:pStyle w:val="Normal"/>
+        <w:bidi w:val="0"/>
+        <w:jc w:val="start"/>
+        <w:rPr>
+          <w:b w:val="false"/>
+          <w:bCs w:val="false"/>
+          <w:i w:val="false"/>
+          <w:i w:val="false"/>
+          <w:iCs w:val="false"/>
+        </w:rPr>
+      </w:pPr>
+      <w:r>
+        <w:rPr>
+          <w:b w:val="false"/>
+          <w:bCs w:val="false"/>
+          <w:i w:val="false"/>
+          <w:iCs w:val="false"/>
+        </w:rPr>
+        <w:t>select &lt;выч.ст.&gt; from &lt;таблица&gt; as ‘псевдоним’</w:t>
+      </w:r>
+    </w:p>
+    <w:p>
+      <w:pPr>
+        <w:pStyle w:val="Normal"/>
+        <w:bidi w:val="0"/>
+        <w:jc w:val="start"/>
+        <w:rPr>
+          <w:b w:val="false"/>
+          <w:bCs w:val="false"/>
+          <w:i w:val="false"/>
+          <w:i w:val="false"/>
+          <w:iCs w:val="false"/>
+        </w:rPr>
+      </w:pPr>
+      <w:r>
+        <w:rPr>
+          <w:b w:val="false"/>
+          <w:bCs w:val="false"/>
+          <w:i w:val="false"/>
+          <w:iCs w:val="false"/>
+        </w:rPr>
+      </w:r>
+    </w:p>
+    <w:p>
+      <w:pPr>
+        <w:pStyle w:val="Normal"/>
+        <w:bidi w:val="0"/>
+        <w:jc w:val="start"/>
+        <w:rPr>
+          <w:b w:val="false"/>
+          <w:bCs w:val="false"/>
+          <w:i w:val="false"/>
+          <w:i w:val="false"/>
+          <w:iCs w:val="false"/>
+        </w:rPr>
+      </w:pPr>
+      <w:r>
+        <w:rPr>
+          <w:b w:val="false"/>
+          <w:bCs w:val="false"/>
+          <w:i w:val="false"/>
+          <w:iCs w:val="false"/>
+        </w:rPr>
+        <w:t xml:space="preserve">в выражения для вычисляемых столбцов могут использоваться, 1. именна столбцов, 2. Константы, 3. Операции, 4. Функции, </w:t>
+      </w:r>
+    </w:p>
+    <w:p>
+      <w:pPr>
+        <w:pStyle w:val="Normal"/>
+        <w:bidi w:val="0"/>
+        <w:jc w:val="start"/>
+        <w:rPr>
+          <w:b w:val="false"/>
+          <w:bCs w:val="false"/>
+          <w:i w:val="false"/>
+          <w:i w:val="false"/>
+          <w:iCs w:val="false"/>
+        </w:rPr>
+      </w:pPr>
+      <w:r>
+        <w:rPr>
+          <w:b w:val="false"/>
+          <w:bCs w:val="false"/>
+          <w:i w:val="false"/>
+          <w:iCs w:val="false"/>
+        </w:rPr>
+      </w:r>
+    </w:p>
+    <w:p>
+      <w:pPr>
+        <w:pStyle w:val="Normal"/>
+        <w:bidi w:val="0"/>
+        <w:jc w:val="start"/>
+        <w:rPr>
+          <w:b w:val="false"/>
+          <w:bCs w:val="false"/>
+          <w:i w:val="false"/>
+          <w:i w:val="false"/>
+          <w:iCs w:val="false"/>
+        </w:rPr>
+      </w:pPr>
+      <w:r>
+        <w:rPr>
+          <w:b w:val="false"/>
+          <w:bCs w:val="false"/>
+          <w:i w:val="false"/>
+          <w:iCs w:val="false"/>
+        </w:rPr>
+        <w:t>select ‘студент’  from students</w:t>
+      </w:r>
+    </w:p>
+    <w:p>
+      <w:pPr>
+        <w:pStyle w:val="Normal"/>
+        <w:bidi w:val="0"/>
+        <w:jc w:val="start"/>
+        <w:rPr>
+          <w:b w:val="false"/>
+          <w:bCs w:val="false"/>
+          <w:i w:val="false"/>
+          <w:i w:val="false"/>
+          <w:iCs w:val="false"/>
+        </w:rPr>
+      </w:pPr>
+      <w:r>
+        <w:rPr>
+          <w:b w:val="false"/>
+          <w:bCs w:val="false"/>
+          <w:i w:val="false"/>
+          <w:iCs w:val="false"/>
+        </w:rPr>
+      </w:r>
+    </w:p>
+    <w:p>
+      <w:pPr>
+        <w:pStyle w:val="Normal"/>
+        <w:bidi w:val="0"/>
+        <w:jc w:val="start"/>
+        <w:rPr>
+          <w:b w:val="false"/>
+          <w:bCs w:val="false"/>
+          <w:i w:val="false"/>
+          <w:i w:val="false"/>
+          <w:iCs w:val="false"/>
+        </w:rPr>
+      </w:pPr>
+      <w:r>
+        <w:rPr>
+          <w:b w:val="false"/>
+          <w:bCs w:val="false"/>
+          <w:i w:val="false"/>
+          <w:iCs w:val="false"/>
+        </w:rPr>
+        <w:t>|| - конкатенация строк</w:t>
+      </w:r>
+    </w:p>
+    <w:p>
+      <w:pPr>
+        <w:pStyle w:val="Normal"/>
+        <w:bidi w:val="0"/>
+        <w:jc w:val="start"/>
+        <w:rPr>
+          <w:b w:val="false"/>
+          <w:bCs w:val="false"/>
+          <w:i w:val="false"/>
+          <w:i w:val="false"/>
+          <w:iCs w:val="false"/>
+        </w:rPr>
+      </w:pPr>
+      <w:r>
+        <w:rPr>
+          <w:b w:val="false"/>
+          <w:bCs w:val="false"/>
+          <w:i w:val="false"/>
+          <w:iCs w:val="false"/>
+        </w:rPr>
+      </w:r>
+    </w:p>
+    <w:p>
+      <w:pPr>
+        <w:pStyle w:val="Normal"/>
+        <w:bidi w:val="0"/>
+        <w:jc w:val="start"/>
+        <w:rPr>
+          <w:b w:val="false"/>
+          <w:bCs w:val="false"/>
+          <w:i w:val="false"/>
+          <w:i w:val="false"/>
+          <w:iCs w:val="false"/>
+        </w:rPr>
+      </w:pPr>
+      <w:r>
+        <w:rPr>
+          <w:b w:val="false"/>
+          <w:bCs w:val="false"/>
+          <w:i w:val="false"/>
+          <w:iCs w:val="false"/>
+        </w:rPr>
+        <w:t xml:space="preserve">Для вычисляемых столбцов могу использоваться скалярные функции. </w:t>
+      </w:r>
+    </w:p>
+    <w:p>
+      <w:pPr>
+        <w:pStyle w:val="Normal"/>
+        <w:bidi w:val="0"/>
+        <w:jc w:val="start"/>
+        <w:rPr>
+          <w:b w:val="false"/>
+          <w:bCs w:val="false"/>
+          <w:i w:val="false"/>
+          <w:i w:val="false"/>
+          <w:iCs w:val="false"/>
+        </w:rPr>
+      </w:pPr>
+      <w:r>
+        <w:rPr>
+          <w:b w:val="false"/>
+          <w:bCs w:val="false"/>
+          <w:i w:val="false"/>
+          <w:iCs w:val="false"/>
+        </w:rPr>
+      </w:r>
+    </w:p>
+    <w:p>
+      <w:pPr>
+        <w:pStyle w:val="Normal"/>
+        <w:bidi w:val="0"/>
+        <w:jc w:val="start"/>
+        <w:rPr>
+          <w:b w:val="false"/>
+          <w:bCs w:val="false"/>
+          <w:i w:val="false"/>
+          <w:i w:val="false"/>
+          <w:iCs w:val="false"/>
+        </w:rPr>
+      </w:pPr>
+      <w:r>
+        <w:rPr>
+          <w:b w:val="false"/>
+          <w:bCs w:val="false"/>
+          <w:i w:val="false"/>
+          <w:iCs w:val="false"/>
+        </w:rPr>
+        <w:t xml:space="preserve">Select name_st || ‘ten’ || phone as name_phone </w:t>
+      </w:r>
+    </w:p>
+    <w:p>
+      <w:pPr>
+        <w:pStyle w:val="Normal"/>
+        <w:bidi w:val="0"/>
+        <w:jc w:val="start"/>
+        <w:rPr>
+          <w:b w:val="false"/>
+          <w:bCs w:val="false"/>
+          <w:i w:val="false"/>
+          <w:i w:val="false"/>
+          <w:iCs w:val="false"/>
+        </w:rPr>
+      </w:pPr>
+      <w:r>
+        <w:rPr>
+          <w:b w:val="false"/>
+          <w:bCs w:val="false"/>
+          <w:i w:val="false"/>
+          <w:iCs w:val="false"/>
+        </w:rPr>
+        <w:t>from student</w:t>
+      </w:r>
+    </w:p>
+    <w:p>
+      <w:pPr>
+        <w:pStyle w:val="Normal"/>
+        <w:bidi w:val="0"/>
+        <w:jc w:val="start"/>
+        <w:rPr>
+          <w:b w:val="false"/>
+          <w:bCs w:val="false"/>
+          <w:i w:val="false"/>
+          <w:i w:val="false"/>
+          <w:iCs w:val="false"/>
+        </w:rPr>
+      </w:pPr>
+      <w:r>
+        <w:rPr>
+          <w:b w:val="false"/>
+          <w:bCs w:val="false"/>
+          <w:i w:val="false"/>
+          <w:iCs w:val="false"/>
+        </w:rPr>
+        <w:t>where phone is not null</w:t>
+      </w:r>
+    </w:p>
+    <w:p>
+      <w:pPr>
+        <w:pStyle w:val="Normal"/>
+        <w:bidi w:val="0"/>
+        <w:jc w:val="start"/>
+        <w:rPr>
+          <w:b w:val="false"/>
+          <w:bCs w:val="false"/>
+          <w:i w:val="false"/>
+          <w:i w:val="false"/>
+          <w:iCs w:val="false"/>
+        </w:rPr>
+      </w:pPr>
+      <w:r>
+        <w:rPr>
+          <w:b w:val="false"/>
+          <w:bCs w:val="false"/>
+          <w:i w:val="false"/>
+          <w:iCs w:val="false"/>
+        </w:rPr>
+      </w:r>
+    </w:p>
+    <w:p>
+      <w:pPr>
+        <w:pStyle w:val="Normal"/>
+        <w:bidi w:val="0"/>
+        <w:jc w:val="start"/>
+        <w:rPr>
+          <w:b/>
+          <w:bCs/>
+          <w:i w:val="false"/>
+          <w:i w:val="false"/>
+          <w:iCs w:val="false"/>
+        </w:rPr>
+      </w:pPr>
+      <w:r>
+        <w:rPr>
+          <w:b/>
+          <w:bCs/>
+          <w:i w:val="false"/>
+          <w:iCs w:val="false"/>
+        </w:rPr>
+        <w:t>Скалярные:</w:t>
+      </w:r>
+    </w:p>
+    <w:p>
+      <w:pPr>
+        <w:pStyle w:val="Normal"/>
+        <w:bidi w:val="0"/>
+        <w:jc w:val="start"/>
+        <w:rPr>
+          <w:b w:val="false"/>
+          <w:bCs w:val="false"/>
+          <w:i w:val="false"/>
+          <w:i w:val="false"/>
+          <w:iCs w:val="false"/>
+        </w:rPr>
+      </w:pPr>
+      <w:r>
+        <w:rPr>
+          <w:b w:val="false"/>
+          <w:bCs w:val="false"/>
+          <w:i w:val="false"/>
+          <w:iCs w:val="false"/>
+        </w:rPr>
+        <w:t>1. Текстовые функции – удаление лишних пробелов ltrim(), rtrim(), upper(), lower(), is upper(), is lower(), substr() )</w:t>
+      </w:r>
+    </w:p>
+    <w:p>
+      <w:pPr>
+        <w:pStyle w:val="Normal"/>
+        <w:bidi w:val="0"/>
+        <w:jc w:val="start"/>
+        <w:rPr>
+          <w:b w:val="false"/>
+          <w:bCs w:val="false"/>
+          <w:i w:val="false"/>
+          <w:i w:val="false"/>
+          <w:iCs w:val="false"/>
+        </w:rPr>
+      </w:pPr>
+      <w:r>
+        <w:rPr>
+          <w:b w:val="false"/>
+          <w:bCs w:val="false"/>
+          <w:i w:val="false"/>
+          <w:iCs w:val="false"/>
+        </w:rPr>
+        <w:t>2. Числовые - abs(), round(), trunc(), mod()</w:t>
+      </w:r>
+    </w:p>
+    <w:p>
+      <w:pPr>
+        <w:pStyle w:val="Normal"/>
+        <w:bidi w:val="0"/>
+        <w:jc w:val="start"/>
+        <w:rPr>
+          <w:b w:val="false"/>
+          <w:bCs w:val="false"/>
+          <w:i w:val="false"/>
+          <w:i w:val="false"/>
+          <w:iCs w:val="false"/>
+        </w:rPr>
+      </w:pPr>
+      <w:r>
+        <w:rPr>
+          <w:b w:val="false"/>
+          <w:bCs w:val="false"/>
+          <w:i w:val="false"/>
+          <w:iCs w:val="false"/>
+        </w:rPr>
+        <w:t>3. даты и время – now()</w:t>
+      </w:r>
+    </w:p>
+    <w:p>
+      <w:pPr>
+        <w:pStyle w:val="Normal"/>
+        <w:bidi w:val="0"/>
+        <w:jc w:val="start"/>
+        <w:rPr>
+          <w:b w:val="false"/>
+          <w:bCs w:val="false"/>
+          <w:i w:val="false"/>
+          <w:i w:val="false"/>
+          <w:iCs w:val="false"/>
+        </w:rPr>
+      </w:pPr>
+      <w:r>
+        <w:rPr>
+          <w:b w:val="false"/>
+          <w:bCs w:val="false"/>
+          <w:i w:val="false"/>
+          <w:iCs w:val="false"/>
+        </w:rPr>
+        <w:t>4. Преобразования типов данных – to_char, to_date</w:t>
+      </w:r>
+    </w:p>
+    <w:p>
+      <w:pPr>
+        <w:pStyle w:val="Normal"/>
+        <w:bidi w:val="0"/>
+        <w:jc w:val="start"/>
+        <w:rPr>
+          <w:b w:val="false"/>
+          <w:bCs w:val="false"/>
+          <w:i w:val="false"/>
+          <w:i w:val="false"/>
+          <w:iCs w:val="false"/>
+        </w:rPr>
+      </w:pPr>
+      <w:r>
+        <w:rPr>
+          <w:b w:val="false"/>
+          <w:bCs w:val="false"/>
+          <w:i w:val="false"/>
+          <w:iCs w:val="false"/>
+        </w:rPr>
+        <w:t>5. Системные – sysdate()</w:t>
+      </w:r>
+    </w:p>
+    <w:p>
+      <w:pPr>
+        <w:pStyle w:val="Normal"/>
+        <w:bidi w:val="0"/>
+        <w:jc w:val="start"/>
+        <w:rPr>
+          <w:b w:val="false"/>
+          <w:bCs w:val="false"/>
+          <w:i w:val="false"/>
+          <w:i w:val="false"/>
+          <w:iCs w:val="false"/>
+        </w:rPr>
+      </w:pPr>
+      <w:r>
+        <w:rPr>
+          <w:b w:val="false"/>
+          <w:bCs w:val="false"/>
+          <w:i w:val="false"/>
+          <w:iCs w:val="false"/>
+        </w:rPr>
+      </w:r>
+    </w:p>
+    <w:p>
+      <w:pPr>
+        <w:pStyle w:val="Normal"/>
+        <w:bidi w:val="0"/>
+        <w:jc w:val="start"/>
+        <w:rPr>
+          <w:b w:val="false"/>
+          <w:bCs w:val="false"/>
+          <w:i w:val="false"/>
+          <w:i w:val="false"/>
+          <w:iCs w:val="false"/>
+        </w:rPr>
+      </w:pPr>
+      <w:r>
+        <w:rPr>
+          <w:b w:val="false"/>
+          <w:bCs w:val="false"/>
+          <w:i w:val="false"/>
+          <w:iCs w:val="false"/>
+        </w:rPr>
+      </w:r>
+    </w:p>
+    <w:p>
+      <w:pPr>
+        <w:pStyle w:val="Normal"/>
+        <w:bidi w:val="0"/>
+        <w:jc w:val="start"/>
+        <w:rPr>
+          <w:b w:val="false"/>
+          <w:bCs w:val="false"/>
+          <w:i w:val="false"/>
+          <w:i w:val="false"/>
+          <w:iCs w:val="false"/>
+        </w:rPr>
+      </w:pPr>
+      <w:r>
+        <w:rPr>
+          <w:b w:val="false"/>
+          <w:bCs w:val="false"/>
+          <w:i w:val="false"/>
+          <w:iCs w:val="false"/>
+        </w:rPr>
+        <w:t>Использование case в вычисляемых столбцах</w:t>
+      </w:r>
+    </w:p>
+    <w:p>
+      <w:pPr>
+        <w:pStyle w:val="Normal"/>
+        <w:bidi w:val="0"/>
+        <w:jc w:val="start"/>
+        <w:rPr>
+          <w:b w:val="false"/>
+          <w:bCs w:val="false"/>
+          <w:i w:val="false"/>
+          <w:i w:val="false"/>
+          <w:iCs w:val="false"/>
+        </w:rPr>
+      </w:pPr>
+      <w:r>
+        <w:rPr>
+          <w:b w:val="false"/>
+          <w:bCs w:val="false"/>
+          <w:i w:val="false"/>
+          <w:iCs w:val="false"/>
+        </w:rPr>
+        <w:t>select cod_st, cod_sub</w:t>
+      </w:r>
+    </w:p>
+    <w:p>
+      <w:pPr>
+        <w:pStyle w:val="Normal"/>
+        <w:bidi w:val="0"/>
+        <w:jc w:val="start"/>
+        <w:rPr>
+          <w:b w:val="false"/>
+          <w:bCs w:val="false"/>
+          <w:i w:val="false"/>
+          <w:i w:val="false"/>
+          <w:iCs w:val="false"/>
+        </w:rPr>
+      </w:pPr>
+      <w:r>
+        <w:rPr>
+          <w:b w:val="false"/>
+          <w:bCs w:val="false"/>
+          <w:i w:val="false"/>
+          <w:iCs w:val="false"/>
+        </w:rPr>
+        <w:t>case mark</w:t>
+      </w:r>
+    </w:p>
+    <w:p>
+      <w:pPr>
+        <w:pStyle w:val="Normal"/>
+        <w:bidi w:val="0"/>
+        <w:jc w:val="start"/>
+        <w:rPr>
+          <w:b w:val="false"/>
+          <w:bCs w:val="false"/>
+          <w:i w:val="false"/>
+          <w:i w:val="false"/>
+          <w:iCs w:val="false"/>
+        </w:rPr>
+      </w:pPr>
+      <w:r>
+        <w:rPr>
+          <w:b w:val="false"/>
+          <w:bCs w:val="false"/>
+          <w:i w:val="false"/>
+          <w:iCs w:val="false"/>
+        </w:rPr>
+        <w:t>when 5 then ‘or’</w:t>
+      </w:r>
+    </w:p>
+    <w:p>
+      <w:pPr>
+        <w:pStyle w:val="Normal"/>
+        <w:bidi w:val="0"/>
+        <w:jc w:val="start"/>
+        <w:rPr>
+          <w:b w:val="false"/>
+          <w:bCs w:val="false"/>
+          <w:i w:val="false"/>
+          <w:i w:val="false"/>
+          <w:iCs w:val="false"/>
+        </w:rPr>
+      </w:pPr>
+      <w:r>
+        <w:rPr>
+          <w:b w:val="false"/>
+          <w:bCs w:val="false"/>
+          <w:i w:val="false"/>
+          <w:iCs w:val="false"/>
+        </w:rPr>
+        <w:t>when 4 then ‘xor’</w:t>
+      </w:r>
+    </w:p>
+    <w:p>
+      <w:pPr>
+        <w:pStyle w:val="Normal"/>
+        <w:bidi w:val="0"/>
+        <w:jc w:val="start"/>
+        <w:rPr>
+          <w:b w:val="false"/>
+          <w:bCs w:val="false"/>
+          <w:i w:val="false"/>
+          <w:i w:val="false"/>
+          <w:iCs w:val="false"/>
+        </w:rPr>
+      </w:pPr>
+      <w:r>
+        <w:rPr>
+          <w:b w:val="false"/>
+          <w:bCs w:val="false"/>
+          <w:i w:val="false"/>
+          <w:iCs w:val="false"/>
+        </w:rPr>
+        <w:t>…</w:t>
+      </w:r>
+    </w:p>
+    <w:p>
+      <w:pPr>
+        <w:pStyle w:val="Normal"/>
+        <w:bidi w:val="0"/>
+        <w:jc w:val="start"/>
+        <w:rPr>
+          <w:b w:val="false"/>
+          <w:bCs w:val="false"/>
+          <w:i w:val="false"/>
+          <w:i w:val="false"/>
+          <w:iCs w:val="false"/>
+        </w:rPr>
+      </w:pPr>
+      <w:r>
+        <w:rPr>
+          <w:b w:val="false"/>
+          <w:bCs w:val="false"/>
+          <w:i w:val="false"/>
+          <w:iCs w:val="false"/>
+        </w:rPr>
+        <w:t>end</w:t>
+      </w:r>
+    </w:p>
+    <w:p>
+      <w:pPr>
+        <w:pStyle w:val="Normal"/>
+        <w:bidi w:val="0"/>
+        <w:jc w:val="start"/>
+        <w:rPr>
+          <w:b w:val="false"/>
+          <w:bCs w:val="false"/>
+          <w:i w:val="false"/>
+          <w:i w:val="false"/>
+          <w:iCs w:val="false"/>
+        </w:rPr>
+      </w:pPr>
+      <w:r>
+        <w:rPr>
+          <w:b w:val="false"/>
+          <w:bCs w:val="false"/>
+          <w:i w:val="false"/>
+          <w:iCs w:val="false"/>
+        </w:rPr>
+        <w:t>from marks</w:t>
+      </w:r>
+    </w:p>
+    <w:p>
+      <w:pPr>
+        <w:pStyle w:val="Normal"/>
+        <w:bidi w:val="0"/>
+        <w:jc w:val="start"/>
+        <w:rPr>
+          <w:b w:val="false"/>
+          <w:bCs w:val="false"/>
+          <w:i w:val="false"/>
+          <w:i w:val="false"/>
+          <w:iCs w:val="false"/>
+        </w:rPr>
+      </w:pPr>
+      <w:r>
+        <w:rPr>
+          <w:b w:val="false"/>
+          <w:bCs w:val="false"/>
+          <w:i w:val="false"/>
+          <w:iCs w:val="false"/>
+        </w:rPr>
+      </w:r>
+    </w:p>
+    <w:p>
+      <w:pPr>
+        <w:pStyle w:val="Normal"/>
+        <w:bidi w:val="0"/>
+        <w:jc w:val="start"/>
+        <w:rPr>
+          <w:b w:val="false"/>
+          <w:bCs w:val="false"/>
+          <w:i w:val="false"/>
+          <w:i w:val="false"/>
+          <w:iCs w:val="false"/>
+        </w:rPr>
+      </w:pPr>
+      <w:r>
+        <w:rPr>
+          <w:b w:val="false"/>
+          <w:bCs w:val="false"/>
+          <w:i w:val="false"/>
+          <w:iCs w:val="false"/>
+        </w:rPr>
+      </w:r>
+    </w:p>
+    <w:p>
+      <w:pPr>
+        <w:pStyle w:val="Normal"/>
+        <w:bidi w:val="0"/>
+        <w:jc w:val="start"/>
+        <w:rPr>
+          <w:b w:val="false"/>
+          <w:bCs w:val="false"/>
+          <w:i w:val="false"/>
+          <w:i w:val="false"/>
+          <w:iCs w:val="false"/>
+        </w:rPr>
+      </w:pPr>
+      <w:r>
+        <w:rPr>
+          <w:b w:val="false"/>
+          <w:bCs w:val="false"/>
+          <w:i w:val="false"/>
+          <w:iCs w:val="false"/>
+        </w:rPr>
+      </w:r>
+    </w:p>
+    <w:p>
+      <w:pPr>
+        <w:pStyle w:val="Normal"/>
+        <w:bidi w:val="0"/>
+        <w:jc w:val="center"/>
+        <w:rPr>
+          <w:b/>
+          <w:bCs/>
+          <w:i w:val="false"/>
+          <w:i w:val="false"/>
+          <w:iCs w:val="false"/>
+        </w:rPr>
+      </w:pPr>
+      <w:r>
+        <w:rPr>
+          <w:b/>
+          <w:bCs/>
+          <w:i w:val="false"/>
+          <w:iCs w:val="false"/>
+        </w:rPr>
+        <w:t>Использование агригатных функций</w:t>
+      </w:r>
+    </w:p>
+    <w:p>
+      <w:pPr>
+        <w:pStyle w:val="Normal"/>
+        <w:bidi w:val="0"/>
+        <w:jc w:val="start"/>
+        <w:rPr>
+          <w:b w:val="false"/>
+          <w:bCs w:val="false"/>
+          <w:i w:val="false"/>
+          <w:i w:val="false"/>
+          <w:iCs w:val="false"/>
+        </w:rPr>
+      </w:pPr>
+      <w:r>
+        <w:rPr>
+          <w:b w:val="false"/>
+          <w:bCs w:val="false"/>
+          <w:i w:val="false"/>
+          <w:iCs w:val="false"/>
+        </w:rPr>
+        <w:t>Особенность состоит в том что каждая из них, вычисляет одно итоговое значение по какому либо столбцу, при этом столбец может быть вычисяемым, для множества строк таблици.</w:t>
+      </w:r>
+    </w:p>
+    <w:p>
+      <w:pPr>
+        <w:pStyle w:val="Normal"/>
+        <w:bidi w:val="0"/>
+        <w:jc w:val="start"/>
+        <w:rPr>
+          <w:b w:val="false"/>
+          <w:bCs w:val="false"/>
+          <w:i w:val="false"/>
+          <w:i w:val="false"/>
+          <w:iCs w:val="false"/>
+        </w:rPr>
+      </w:pPr>
+      <w:r>
+        <w:rPr>
+          <w:b w:val="false"/>
+          <w:bCs w:val="false"/>
+          <w:i w:val="false"/>
+          <w:iCs w:val="false"/>
+        </w:rPr>
+      </w:r>
+    </w:p>
+    <w:p>
+      <w:pPr>
+        <w:pStyle w:val="Normal"/>
+        <w:bidi w:val="0"/>
+        <w:jc w:val="start"/>
+        <w:rPr>
+          <w:b w:val="false"/>
+          <w:bCs w:val="false"/>
+          <w:i w:val="false"/>
+          <w:i w:val="false"/>
+          <w:iCs w:val="false"/>
+        </w:rPr>
+      </w:pPr>
+      <w:r>
+        <w:rPr>
+          <w:b w:val="false"/>
+          <w:bCs w:val="false"/>
+          <w:i w:val="false"/>
+          <w:iCs w:val="false"/>
+        </w:rPr>
+        <w:t>Функции: sum(), min(), max(), avg(), count([distinct] список столбцов)</w:t>
+      </w:r>
+    </w:p>
+    <w:p>
+      <w:pPr>
+        <w:pStyle w:val="Normal"/>
+        <w:bidi w:val="0"/>
+        <w:jc w:val="start"/>
+        <w:rPr>
+          <w:b w:val="false"/>
+          <w:bCs w:val="false"/>
+        </w:rPr>
+      </w:pPr>
+      <w:r>
+        <w:rPr>
+          <w:b w:val="false"/>
+          <w:bCs w:val="false"/>
+        </w:rPr>
+      </w:r>
+    </w:p>
+    <w:p>
+      <w:pPr>
+        <w:pStyle w:val="Normal"/>
+        <w:bidi w:val="0"/>
+        <w:jc w:val="start"/>
+        <w:rPr>
+          <w:b w:val="false"/>
+          <w:bCs w:val="false"/>
+        </w:rPr>
+      </w:pPr>
+      <w:r>
+        <w:rPr>
+          <w:b w:val="false"/>
+          <w:bCs w:val="false"/>
+        </w:rPr>
+        <w:t>select avg(mark) from student</w:t>
+      </w:r>
+    </w:p>
+    <w:p>
+      <w:pPr>
+        <w:pStyle w:val="Normal"/>
+        <w:bidi w:val="0"/>
+        <w:jc w:val="start"/>
+        <w:rPr>
+          <w:b w:val="false"/>
+          <w:bCs w:val="false"/>
+        </w:rPr>
+      </w:pPr>
+      <w:r>
+        <w:rPr>
+          <w:b w:val="false"/>
+          <w:bCs w:val="false"/>
+        </w:rPr>
+        <w:t>select min(born), max(born) from student</w:t>
+      </w:r>
+    </w:p>
+    <w:p>
+      <w:pPr>
+        <w:pStyle w:val="Normal"/>
+        <w:bidi w:val="0"/>
+        <w:jc w:val="start"/>
+        <w:rPr>
+          <w:b w:val="false"/>
+          <w:bCs w:val="false"/>
+        </w:rPr>
+      </w:pPr>
+      <w:r>
+        <w:rPr>
+          <w:b w:val="false"/>
+          <w:bCs w:val="false"/>
+        </w:rPr>
+      </w:r>
+    </w:p>
+    <w:p>
+      <w:pPr>
+        <w:pStyle w:val="Normal"/>
+        <w:bidi w:val="0"/>
+        <w:jc w:val="start"/>
+        <w:rPr>
+          <w:b w:val="false"/>
+          <w:bCs w:val="false"/>
+        </w:rPr>
+      </w:pPr>
+      <w:r>
+        <w:rPr>
+          <w:b w:val="false"/>
+          <w:bCs w:val="false"/>
+        </w:rPr>
+        <w:t>пример:</w:t>
+      </w:r>
+    </w:p>
+    <w:p>
+      <w:pPr>
+        <w:pStyle w:val="Normal"/>
+        <w:bidi w:val="0"/>
+        <w:jc w:val="start"/>
+        <w:rPr>
+          <w:b w:val="false"/>
+          <w:bCs w:val="false"/>
+        </w:rPr>
+      </w:pPr>
+      <w:r>
+        <w:rPr>
+          <w:b w:val="false"/>
+          <w:bCs w:val="false"/>
+        </w:rPr>
+        <w:t>select count(phone) from students</w:t>
+      </w:r>
+    </w:p>
+    <w:p>
+      <w:pPr>
+        <w:pStyle w:val="Normal"/>
+        <w:bidi w:val="0"/>
+        <w:jc w:val="start"/>
+        <w:rPr>
+          <w:b w:val="false"/>
+          <w:bCs w:val="false"/>
+        </w:rPr>
+      </w:pPr>
+      <w:r>
+        <w:rPr>
+          <w:b w:val="false"/>
+          <w:bCs w:val="false"/>
+        </w:rPr>
+      </w:r>
+    </w:p>
+    <w:p>
+      <w:pPr>
+        <w:pStyle w:val="Normal"/>
+        <w:bidi w:val="0"/>
+        <w:jc w:val="start"/>
+        <w:rPr>
+          <w:b w:val="false"/>
+          <w:bCs w:val="false"/>
+        </w:rPr>
+      </w:pPr>
+      <w:r>
+        <w:rPr>
+          <w:b w:val="false"/>
+          <w:bCs w:val="false"/>
+        </w:rPr>
+        <w:t xml:space="preserve">select count (distinct mark) from marks т.к. запросы вычесляющие агрегатные функции по всей таблице возвращяют одну строку, содержашюю итоговые данные, то в списке выражений следующим за select могут быть только агрегатные функции, или выражения на их основе, </w:t>
+      </w:r>
+    </w:p>
+    <w:p>
+      <w:pPr>
+        <w:pStyle w:val="Normal"/>
+        <w:bidi w:val="0"/>
+        <w:jc w:val="start"/>
+        <w:rPr>
+          <w:b w:val="false"/>
+          <w:bCs w:val="false"/>
+        </w:rPr>
+      </w:pPr>
+      <w:r>
+        <w:rPr>
+          <w:b w:val="false"/>
+          <w:bCs w:val="false"/>
+        </w:rPr>
+      </w:r>
+    </w:p>
+    <w:p>
+      <w:pPr>
+        <w:pStyle w:val="Normal"/>
+        <w:bidi w:val="0"/>
+        <w:jc w:val="start"/>
+        <w:rPr>
+          <w:b w:val="false"/>
+          <w:bCs w:val="false"/>
+        </w:rPr>
+      </w:pPr>
+      <w:r>
+        <w:rPr>
+          <w:b w:val="false"/>
+          <w:bCs w:val="false"/>
+        </w:rPr>
+      </w:r>
+    </w:p>
+    <w:p>
+      <w:pPr>
+        <w:pStyle w:val="Normal"/>
+        <w:bidi w:val="0"/>
+        <w:jc w:val="start"/>
+        <w:rPr>
+          <w:b w:val="false"/>
+          <w:bCs w:val="false"/>
+        </w:rPr>
+      </w:pPr>
+      <w:r>
+        <w:rPr>
+          <w:b w:val="false"/>
+          <w:bCs w:val="false"/>
+        </w:rPr>
+        <w:t>Группировка и агрегатные функции:</w:t>
+      </w:r>
+    </w:p>
+    <w:p>
+      <w:pPr>
+        <w:pStyle w:val="Normal"/>
+        <w:bidi w:val="0"/>
+        <w:jc w:val="start"/>
+        <w:rPr>
+          <w:b w:val="false"/>
+          <w:bCs w:val="false"/>
+        </w:rPr>
+      </w:pPr>
+      <w:r>
+        <w:rPr>
+          <w:b w:val="false"/>
+          <w:bCs w:val="false"/>
+        </w:rPr>
+        <w:t xml:space="preserve">агрегатные функции могут вычисляться как по всей таблице так и по отдельным группам строк, в этом случае выполняеться операция группировки, при группировке формируються группы с одинаковыми значениями, в столбце группировки, и запрос возвращяет столько строк сколько получилось групп. </w:t>
+      </w:r>
+    </w:p>
+    <w:p>
+      <w:pPr>
+        <w:pStyle w:val="Normal"/>
+        <w:bidi w:val="0"/>
+        <w:jc w:val="start"/>
+        <w:rPr>
+          <w:b w:val="false"/>
+          <w:bCs w:val="false"/>
+        </w:rPr>
+      </w:pPr>
+      <w:r>
+        <w:rPr>
+          <w:b w:val="false"/>
+          <w:bCs w:val="false"/>
+        </w:rPr>
+      </w:r>
+    </w:p>
+    <w:p>
+      <w:pPr>
+        <w:pStyle w:val="Normal"/>
+        <w:bidi w:val="0"/>
+        <w:jc w:val="start"/>
+        <w:rPr>
+          <w:b w:val="false"/>
+          <w:bCs w:val="false"/>
+        </w:rPr>
+      </w:pPr>
+      <w:r>
+        <w:rPr>
+          <w:b w:val="false"/>
+          <w:bCs w:val="false"/>
+        </w:rPr>
+        <w:t xml:space="preserve">Select cod_st, avg (mark), count (mark) </w:t>
+      </w:r>
+    </w:p>
+    <w:p>
+      <w:pPr>
+        <w:pStyle w:val="Normal"/>
+        <w:bidi w:val="0"/>
+        <w:jc w:val="start"/>
+        <w:rPr>
+          <w:b w:val="false"/>
+          <w:bCs w:val="false"/>
+        </w:rPr>
+      </w:pPr>
+      <w:r>
+        <w:rPr>
+          <w:b w:val="false"/>
+          <w:bCs w:val="false"/>
+        </w:rPr>
+        <w:t xml:space="preserve">from marks </w:t>
+      </w:r>
+    </w:p>
+    <w:p>
+      <w:pPr>
+        <w:pStyle w:val="Normal"/>
+        <w:bidi w:val="0"/>
+        <w:jc w:val="start"/>
+        <w:rPr>
+          <w:b w:val="false"/>
+          <w:bCs w:val="false"/>
+        </w:rPr>
+      </w:pPr>
+      <w:r>
+        <w:rPr>
+          <w:b w:val="false"/>
+          <w:bCs w:val="false"/>
+        </w:rPr>
+        <w:t>grop by cod_st</w:t>
+      </w:r>
+    </w:p>
+    <w:p>
+      <w:pPr>
+        <w:pStyle w:val="Normal"/>
+        <w:bidi w:val="0"/>
+        <w:jc w:val="start"/>
+        <w:rPr>
+          <w:b w:val="false"/>
+          <w:bCs w:val="false"/>
+        </w:rPr>
+      </w:pPr>
+      <w:r>
+        <w:rPr>
+          <w:b w:val="false"/>
+          <w:bCs w:val="false"/>
+        </w:rPr>
+      </w:r>
+    </w:p>
+    <w:p>
+      <w:pPr>
+        <w:pStyle w:val="Normal"/>
+        <w:bidi w:val="0"/>
+        <w:jc w:val="start"/>
+        <w:rPr>
+          <w:b w:val="false"/>
+          <w:bCs w:val="false"/>
+        </w:rPr>
+      </w:pPr>
+      <w:r>
+        <w:rPr>
+          <w:b w:val="false"/>
+          <w:bCs w:val="false"/>
+        </w:rPr>
+        <w:t>в списке выражения послк select могут быть только выражения из grop by или агрегатные функции и выражения на их основе.</w:t>
+      </w:r>
+    </w:p>
+    <w:p>
+      <w:pPr>
+        <w:pStyle w:val="Normal"/>
+        <w:bidi w:val="0"/>
+        <w:jc w:val="start"/>
+        <w:rPr>
+          <w:b w:val="false"/>
+          <w:bCs w:val="false"/>
+        </w:rPr>
+      </w:pPr>
+      <w:r>
+        <w:rPr>
+          <w:b w:val="false"/>
+          <w:bCs w:val="false"/>
+        </w:rPr>
+      </w:r>
+    </w:p>
+    <w:p>
+      <w:pPr>
+        <w:pStyle w:val="Normal"/>
+        <w:bidi w:val="0"/>
+        <w:jc w:val="start"/>
+        <w:rPr>
+          <w:b w:val="false"/>
+          <w:bCs w:val="false"/>
+        </w:rPr>
+      </w:pPr>
+      <w:r>
+        <w:rPr>
+          <w:b w:val="false"/>
+          <w:bCs w:val="false"/>
+        </w:rPr>
+      </w:r>
+    </w:p>
+    <w:p>
+      <w:pPr>
+        <w:pStyle w:val="Normal"/>
+        <w:bidi w:val="0"/>
+        <w:jc w:val="center"/>
+        <w:rPr>
+          <w:b/>
+          <w:bCs/>
+        </w:rPr>
+      </w:pPr>
+      <w:r>
+        <w:rPr>
+          <w:b/>
+          <w:bCs/>
+        </w:rPr>
+        <w:t>Условие отбора групп</w:t>
+      </w:r>
+    </w:p>
+    <w:p>
+      <w:pPr>
+        <w:pStyle w:val="Normal"/>
+        <w:bidi w:val="0"/>
+        <w:jc w:val="start"/>
+        <w:rPr>
+          <w:b w:val="false"/>
+          <w:bCs w:val="false"/>
+        </w:rPr>
+      </w:pPr>
+      <w:r>
+        <w:rPr>
+          <w:b w:val="false"/>
+          <w:bCs w:val="false"/>
+        </w:rPr>
+      </w:r>
+    </w:p>
+    <w:p>
+      <w:pPr>
+        <w:pStyle w:val="Normal"/>
+        <w:bidi w:val="0"/>
+        <w:jc w:val="start"/>
+        <w:rPr>
+          <w:b w:val="false"/>
+          <w:bCs w:val="false"/>
+        </w:rPr>
+      </w:pPr>
+      <w:r>
+        <w:rPr>
+          <w:b w:val="false"/>
+          <w:bCs w:val="false"/>
+        </w:rPr>
+        <w:t>select cod_st, avg(mark)</w:t>
+      </w:r>
+    </w:p>
+    <w:p>
+      <w:pPr>
+        <w:pStyle w:val="Normal"/>
+        <w:bidi w:val="0"/>
+        <w:jc w:val="start"/>
+        <w:rPr>
+          <w:b w:val="false"/>
+          <w:bCs w:val="false"/>
+        </w:rPr>
+      </w:pPr>
+      <w:r>
+        <w:rPr>
+          <w:b w:val="false"/>
+          <w:bCs w:val="false"/>
+        </w:rPr>
+        <w:t>from marks</w:t>
+      </w:r>
+    </w:p>
+    <w:p>
+      <w:pPr>
+        <w:pStyle w:val="Normal"/>
+        <w:bidi w:val="0"/>
+        <w:jc w:val="start"/>
+        <w:rPr>
+          <w:b w:val="false"/>
+          <w:bCs w:val="false"/>
+        </w:rPr>
+      </w:pPr>
+      <w:r>
+        <w:rPr>
+          <w:b w:val="false"/>
+          <w:bCs w:val="false"/>
+        </w:rPr>
+        <w:t>group by cod_st</w:t>
+      </w:r>
+    </w:p>
+    <w:p>
+      <w:pPr>
+        <w:pStyle w:val="Normal"/>
+        <w:bidi w:val="0"/>
+        <w:jc w:val="start"/>
+        <w:rPr>
+          <w:b w:val="false"/>
+          <w:bCs w:val="false"/>
+        </w:rPr>
+      </w:pPr>
+      <w:r>
+        <w:rPr>
+          <w:b w:val="false"/>
+          <w:bCs w:val="false"/>
+        </w:rPr>
+        <w:t>having avg(mark) &gt; 4</w:t>
+      </w:r>
+    </w:p>
+    <w:p>
+      <w:pPr>
+        <w:pStyle w:val="Normal"/>
+        <w:bidi w:val="0"/>
+        <w:jc w:val="start"/>
+        <w:rPr>
+          <w:b w:val="false"/>
+          <w:bCs w:val="false"/>
+        </w:rPr>
+      </w:pPr>
+      <w:r>
+        <w:rPr>
+          <w:b w:val="false"/>
+          <w:bCs w:val="false"/>
+        </w:rPr>
+      </w:r>
+    </w:p>
+    <w:p>
+      <w:pPr>
+        <w:pStyle w:val="Normal"/>
+        <w:bidi w:val="0"/>
+        <w:jc w:val="start"/>
+        <w:rPr>
+          <w:b w:val="false"/>
+          <w:bCs w:val="false"/>
+        </w:rPr>
+      </w:pPr>
+      <w:r>
+        <w:rPr>
+          <w:b w:val="false"/>
+          <w:bCs w:val="false"/>
+        </w:rPr>
+      </w:r>
+    </w:p>
+    <w:p>
+      <w:pPr>
+        <w:pStyle w:val="Normal"/>
+        <w:bidi w:val="0"/>
+        <w:jc w:val="center"/>
+        <w:rPr>
+          <w:b/>
+          <w:bCs/>
+        </w:rPr>
+      </w:pPr>
+      <w:r>
+        <w:rPr>
+          <w:b/>
+          <w:bCs/>
+        </w:rPr>
+        <w:t>Соединения таблиц запросов</w:t>
+      </w:r>
+    </w:p>
+    <w:p>
+      <w:pPr>
+        <w:pStyle w:val="Normal"/>
+        <w:bidi w:val="0"/>
+        <w:jc w:val="center"/>
+        <w:rPr>
+          <w:b/>
+          <w:bCs/>
+        </w:rPr>
+      </w:pPr>
+      <w:r>
+        <w:rPr>
+          <w:b/>
+          <w:bCs/>
+        </w:rPr>
+      </w:r>
+    </w:p>
+    <w:p>
+      <w:pPr>
+        <w:pStyle w:val="Normal"/>
+        <w:bidi w:val="0"/>
+        <w:jc w:val="start"/>
+        <w:rPr>
+          <w:b w:val="false"/>
+          <w:bCs w:val="false"/>
+        </w:rPr>
+      </w:pPr>
+      <w:r>
+        <w:rPr>
+          <w:b w:val="false"/>
+          <w:bCs w:val="false"/>
+        </w:rPr>
+        <w:t>1. Декартово произвидение – операция при выполнении которой, каждая строка одной таблици соединяеться с каждой строкой другой таблици.</w:t>
+      </w:r>
+    </w:p>
+    <w:p>
+      <w:pPr>
+        <w:pStyle w:val="Normal"/>
+        <w:bidi w:val="0"/>
+        <w:jc w:val="start"/>
+        <w:rPr>
+          <w:b w:val="false"/>
+          <w:bCs w:val="false"/>
+        </w:rPr>
+      </w:pPr>
+      <w:r>
+        <w:rPr>
+          <w:b w:val="false"/>
+          <w:bCs w:val="false"/>
+        </w:rPr>
+      </w:r>
+    </w:p>
+    <w:p>
+      <w:pPr>
+        <w:pStyle w:val="Normal"/>
+        <w:bidi w:val="0"/>
+        <w:jc w:val="start"/>
+        <w:rPr>
+          <w:b w:val="false"/>
+          <w:bCs w:val="false"/>
+        </w:rPr>
+      </w:pPr>
+      <w:r>
+        <w:rPr>
+          <w:b w:val="false"/>
+          <w:bCs w:val="false"/>
+        </w:rPr>
+        <w:t>Select * from subject, marks</w:t>
+      </w:r>
+    </w:p>
+    <w:p>
+      <w:pPr>
+        <w:pStyle w:val="Normal"/>
+        <w:bidi w:val="0"/>
+        <w:jc w:val="start"/>
+        <w:rPr>
+          <w:b w:val="false"/>
+          <w:bCs w:val="false"/>
+        </w:rPr>
+      </w:pPr>
+      <w:r>
+        <w:rPr>
+          <w:b w:val="false"/>
+          <w:bCs w:val="false"/>
+        </w:rPr>
+      </w:r>
+    </w:p>
+    <w:p>
+      <w:pPr>
+        <w:pStyle w:val="Normal"/>
+        <w:bidi w:val="0"/>
+        <w:jc w:val="start"/>
+        <w:rPr>
+          <w:b w:val="false"/>
+          <w:bCs w:val="false"/>
+        </w:rPr>
+      </w:pPr>
+      <w:r>
+        <w:rPr>
+          <w:b w:val="false"/>
+          <w:bCs w:val="false"/>
+        </w:rPr>
+        <w:t>Декартово произвидении используеться для соединения таблиц которые не имеют общих столбцов.</w:t>
+      </w:r>
+    </w:p>
+    <w:p>
+      <w:pPr>
+        <w:pStyle w:val="Normal"/>
+        <w:bidi w:val="0"/>
+        <w:jc w:val="start"/>
+        <w:rPr>
+          <w:b w:val="false"/>
+          <w:bCs w:val="false"/>
+        </w:rPr>
+      </w:pPr>
+      <w:r>
+        <w:rPr>
+          <w:b w:val="false"/>
+          <w:bCs w:val="false"/>
+        </w:rPr>
+      </w:r>
+    </w:p>
+    <w:p>
+      <w:pPr>
+        <w:pStyle w:val="Normal"/>
+        <w:bidi w:val="0"/>
+        <w:jc w:val="start"/>
+        <w:rPr>
+          <w:b w:val="false"/>
+          <w:bCs w:val="false"/>
+        </w:rPr>
+      </w:pPr>
+      <w:r>
+        <w:rPr>
+          <w:b w:val="false"/>
+          <w:bCs w:val="false"/>
+        </w:rPr>
+        <w:t>2. Внутренее или естественное соединение таблиц. Таким способ можно соединять только таблици имеющие общие столбци. При выполнении данной операции, соединяються только строки имеющие общие значения в столбце связи. Таким способом соединяют таблици связаные отношением один ко многим.</w:t>
+      </w:r>
+    </w:p>
+    <w:p>
+      <w:pPr>
+        <w:pStyle w:val="Normal"/>
+        <w:bidi w:val="0"/>
+        <w:jc w:val="start"/>
+        <w:rPr>
+          <w:b w:val="false"/>
+          <w:bCs w:val="false"/>
+        </w:rPr>
+      </w:pPr>
+      <w:r>
+        <w:rPr>
+          <w:b w:val="false"/>
+          <w:bCs w:val="false"/>
+        </w:rPr>
+      </w:r>
+    </w:p>
+    <w:p>
+      <w:pPr>
+        <w:pStyle w:val="Normal"/>
+        <w:bidi w:val="0"/>
+        <w:jc w:val="start"/>
+        <w:rPr>
+          <w:b w:val="false"/>
+          <w:bCs w:val="false"/>
+        </w:rPr>
+      </w:pPr>
+      <w:r>
+        <w:rPr>
+          <w:b w:val="false"/>
+          <w:bCs w:val="false"/>
+        </w:rPr>
+        <w:t>Выборка из декартового произвидения</w:t>
+      </w:r>
+    </w:p>
+    <w:p>
+      <w:pPr>
+        <w:pStyle w:val="Normal"/>
+        <w:bidi w:val="0"/>
+        <w:jc w:val="start"/>
+        <w:rPr>
+          <w:b w:val="false"/>
+          <w:bCs w:val="false"/>
+        </w:rPr>
+      </w:pPr>
+      <w:r>
+        <w:rPr>
+          <w:b w:val="false"/>
+          <w:bCs w:val="false"/>
+        </w:rPr>
+        <w:t xml:space="preserve">select * </w:t>
+      </w:r>
+    </w:p>
+    <w:p>
+      <w:pPr>
+        <w:pStyle w:val="Normal"/>
+        <w:bidi w:val="0"/>
+        <w:jc w:val="start"/>
+        <w:rPr>
+          <w:b w:val="false"/>
+          <w:bCs w:val="false"/>
+        </w:rPr>
+      </w:pPr>
+      <w:r>
+        <w:rPr>
+          <w:b w:val="false"/>
+          <w:bCs w:val="false"/>
+        </w:rPr>
+        <w:t>from students, marks</w:t>
+      </w:r>
+    </w:p>
+    <w:p>
+      <w:pPr>
+        <w:pStyle w:val="Normal"/>
+        <w:bidi w:val="0"/>
+        <w:jc w:val="start"/>
+        <w:rPr>
+          <w:b w:val="false"/>
+          <w:bCs w:val="false"/>
+        </w:rPr>
+      </w:pPr>
+      <w:r>
+        <w:rPr>
+          <w:b w:val="false"/>
+          <w:bCs w:val="false"/>
+        </w:rPr>
+        <w:t>where students.cod_st = marks.cod_st</w:t>
+      </w:r>
+    </w:p>
+    <w:p>
+      <w:pPr>
+        <w:pStyle w:val="Normal"/>
+        <w:bidi w:val="0"/>
+        <w:jc w:val="start"/>
+        <w:rPr>
+          <w:b w:val="false"/>
+          <w:bCs w:val="false"/>
+        </w:rPr>
+      </w:pPr>
+      <w:r>
+        <w:rPr>
+          <w:b w:val="false"/>
+          <w:bCs w:val="false"/>
+        </w:rPr>
+      </w:r>
+    </w:p>
+    <w:p>
+      <w:pPr>
+        <w:pStyle w:val="Normal"/>
+        <w:bidi w:val="0"/>
+        <w:jc w:val="start"/>
+        <w:rPr>
+          <w:b w:val="false"/>
+          <w:bCs w:val="false"/>
+        </w:rPr>
+      </w:pPr>
+      <w:r>
+        <w:rPr>
+          <w:b w:val="false"/>
+          <w:bCs w:val="false"/>
+        </w:rPr>
+        <w:t xml:space="preserve">явная операция inner join </w:t>
+      </w:r>
+    </w:p>
+    <w:p>
+      <w:pPr>
+        <w:pStyle w:val="Normal"/>
+        <w:bidi w:val="0"/>
+        <w:jc w:val="start"/>
+        <w:rPr>
+          <w:b w:val="false"/>
+          <w:bCs w:val="false"/>
+        </w:rPr>
+      </w:pPr>
+      <w:r>
+        <w:rPr>
+          <w:b w:val="false"/>
+          <w:bCs w:val="false"/>
+        </w:rPr>
+        <w:t xml:space="preserve">select * </w:t>
+      </w:r>
+    </w:p>
+    <w:p>
+      <w:pPr>
+        <w:pStyle w:val="Normal"/>
+        <w:bidi w:val="0"/>
+        <w:jc w:val="start"/>
+        <w:rPr>
+          <w:b w:val="false"/>
+          <w:bCs w:val="false"/>
+        </w:rPr>
+      </w:pPr>
+      <w:r>
+        <w:rPr>
+          <w:b w:val="false"/>
+          <w:bCs w:val="false"/>
+        </w:rPr>
+        <w:t>from student</w:t>
+      </w:r>
+    </w:p>
+    <w:p>
+      <w:pPr>
+        <w:pStyle w:val="Normal"/>
+        <w:bidi w:val="0"/>
+        <w:jc w:val="start"/>
+        <w:rPr>
+          <w:b w:val="false"/>
+          <w:bCs w:val="false"/>
+        </w:rPr>
+      </w:pPr>
+      <w:r>
+        <w:rPr>
+          <w:b w:val="false"/>
+          <w:bCs w:val="false"/>
+        </w:rPr>
+        <w:t>join marks on student cod_st = marks.cod_st</w:t>
+      </w:r>
+    </w:p>
+    <w:p>
+      <w:pPr>
+        <w:pStyle w:val="Normal"/>
+        <w:bidi w:val="0"/>
+        <w:jc w:val="start"/>
+        <w:rPr>
+          <w:b w:val="false"/>
+          <w:bCs w:val="false"/>
+        </w:rPr>
+      </w:pPr>
+      <w:r>
+        <w:rPr>
+          <w:b w:val="false"/>
+          <w:bCs w:val="false"/>
+        </w:rPr>
+      </w:r>
+    </w:p>
+    <w:p>
+      <w:pPr>
+        <w:pStyle w:val="Normal"/>
+        <w:bidi w:val="0"/>
+        <w:jc w:val="start"/>
+        <w:rPr>
+          <w:b w:val="false"/>
+          <w:bCs w:val="false"/>
+        </w:rPr>
+      </w:pPr>
+      <w:r>
+        <w:rPr>
+          <w:b w:val="false"/>
+          <w:bCs w:val="false"/>
+        </w:rPr>
+        <w:t>соединение двух таблиц не обязательно должно выполняться по первичному или вешнему ключу. Любые два столбца совпадающие по типу могут быть указаны в условии соединения таблиц</w:t>
+      </w:r>
+    </w:p>
+    <w:p>
+      <w:pPr>
+        <w:pStyle w:val="Normal"/>
+        <w:bidi w:val="0"/>
+        <w:jc w:val="start"/>
+        <w:rPr>
+          <w:b w:val="false"/>
+          <w:bCs w:val="false"/>
+        </w:rPr>
+      </w:pPr>
+      <w:r>
+        <w:rPr>
+          <w:b w:val="false"/>
+          <w:bCs w:val="false"/>
+        </w:rPr>
+      </w:r>
+    </w:p>
+    <w:p>
+      <w:pPr>
+        <w:pStyle w:val="Normal"/>
+        <w:bidi w:val="0"/>
+        <w:jc w:val="start"/>
+        <w:rPr>
+          <w:b w:val="false"/>
+          <w:bCs w:val="false"/>
+        </w:rPr>
+      </w:pPr>
+      <w:r>
+        <w:rPr>
+          <w:b w:val="false"/>
+          <w:bCs w:val="false"/>
+        </w:rPr>
+      </w:r>
+    </w:p>
+    <w:p>
+      <w:pPr>
+        <w:pStyle w:val="Normal"/>
+        <w:bidi w:val="0"/>
+        <w:jc w:val="start"/>
+        <w:rPr>
+          <w:b w:val="false"/>
+          <w:bCs w:val="false"/>
+        </w:rPr>
+      </w:pPr>
+      <w:r>
+        <w:rPr>
+          <w:b w:val="false"/>
+          <w:bCs w:val="false"/>
+        </w:rPr>
+        <w:t>3. Внешнее соединение таблиц, outer join, при внешнем соединении таблиц в отличии от внутренеего в результат попадают не только все связаные строки обеих таблиц но и строки одной из таблиц либо обеих для которых нет связаной в другой таблице, при этом недостающим значениям указывают null</w:t>
+      </w:r>
+    </w:p>
+    <w:p>
+      <w:pPr>
+        <w:pStyle w:val="Normal"/>
+        <w:bidi w:val="0"/>
+        <w:jc w:val="start"/>
+        <w:rPr>
+          <w:b w:val="false"/>
+          <w:bCs w:val="false"/>
+        </w:rPr>
+      </w:pPr>
+      <w:r>
+        <w:rPr>
+          <w:b w:val="false"/>
+          <w:bCs w:val="false"/>
+        </w:rPr>
+        <w:t>left join</w:t>
+      </w:r>
+    </w:p>
+    <w:p>
+      <w:pPr>
+        <w:pStyle w:val="Normal"/>
+        <w:bidi w:val="0"/>
+        <w:jc w:val="start"/>
+        <w:rPr>
+          <w:b w:val="false"/>
+          <w:bCs w:val="false"/>
+        </w:rPr>
+      </w:pPr>
+      <w:r>
+        <w:rPr>
+          <w:b w:val="false"/>
+          <w:bCs w:val="false"/>
+        </w:rPr>
+        <w:t>right join</w:t>
+      </w:r>
+    </w:p>
+    <w:p>
+      <w:pPr>
+        <w:pStyle w:val="Normal"/>
+        <w:bidi w:val="0"/>
+        <w:jc w:val="start"/>
+        <w:rPr>
+          <w:b w:val="false"/>
+          <w:bCs w:val="false"/>
+        </w:rPr>
+      </w:pPr>
+      <w:r>
+        <w:rPr>
+          <w:b w:val="false"/>
+          <w:bCs w:val="false"/>
+        </w:rPr>
+        <w:t>full join</w:t>
+      </w:r>
+    </w:p>
+    <w:p>
+      <w:pPr>
+        <w:pStyle w:val="Normal"/>
+        <w:bidi w:val="0"/>
+        <w:jc w:val="start"/>
+        <w:rPr>
+          <w:b w:val="false"/>
+          <w:bCs w:val="false"/>
+        </w:rPr>
+      </w:pPr>
+      <w:r>
+        <w:rPr>
+          <w:b w:val="false"/>
+          <w:bCs w:val="false"/>
+        </w:rPr>
+      </w:r>
+    </w:p>
+    <w:p>
+      <w:pPr>
+        <w:pStyle w:val="Normal"/>
+        <w:bidi w:val="0"/>
+        <w:jc w:val="start"/>
+        <w:rPr>
+          <w:b w:val="false"/>
+          <w:bCs w:val="false"/>
+        </w:rPr>
+      </w:pPr>
+      <w:r>
+        <w:rPr>
+          <w:b w:val="false"/>
+          <w:bCs w:val="false"/>
+        </w:rPr>
+        <w:t>select st.cod_st, st.name_st, count (*)</w:t>
+      </w:r>
+    </w:p>
+    <w:p>
+      <w:pPr>
+        <w:pStyle w:val="Normal"/>
+        <w:bidi w:val="0"/>
+        <w:jc w:val="start"/>
+        <w:rPr>
+          <w:b w:val="false"/>
+          <w:bCs w:val="false"/>
+        </w:rPr>
+      </w:pPr>
+      <w:r>
+        <w:rPr>
+          <w:b w:val="false"/>
+          <w:bCs w:val="false"/>
+        </w:rPr>
+        <w:t>from student st</w:t>
+      </w:r>
+    </w:p>
+    <w:p>
+      <w:pPr>
+        <w:pStyle w:val="Normal"/>
+        <w:bidi w:val="0"/>
+        <w:jc w:val="start"/>
+        <w:rPr>
+          <w:b w:val="false"/>
+          <w:bCs w:val="false"/>
+        </w:rPr>
+      </w:pPr>
+      <w:r>
+        <w:rPr>
+          <w:b w:val="false"/>
+          <w:bCs w:val="false"/>
+        </w:rPr>
+        <w:t>left join marks m</w:t>
+      </w:r>
+    </w:p>
+    <w:p>
+      <w:pPr>
+        <w:pStyle w:val="Normal"/>
+        <w:bidi w:val="0"/>
+        <w:jc w:val="start"/>
+        <w:rPr>
+          <w:b w:val="false"/>
+          <w:bCs w:val="false"/>
+        </w:rPr>
+      </w:pPr>
+      <w:r>
+        <w:rPr>
+          <w:b w:val="false"/>
+          <w:bCs w:val="false"/>
+        </w:rPr>
+        <w:t>where st.cod_st = m.cod_st</w:t>
+      </w:r>
+    </w:p>
+    <w:p>
+      <w:pPr>
+        <w:pStyle w:val="Normal"/>
+        <w:bidi w:val="0"/>
+        <w:jc w:val="start"/>
+        <w:rPr>
+          <w:b w:val="false"/>
+          <w:bCs w:val="false"/>
+        </w:rPr>
+      </w:pPr>
+      <w:r>
+        <w:rPr>
+          <w:b w:val="false"/>
+          <w:bCs w:val="false"/>
+        </w:rPr>
+        <w:t>group by st.cod_st, st.name_st</w:t>
+      </w:r>
+    </w:p>
+    <w:p>
+      <w:pPr>
+        <w:pStyle w:val="Normal"/>
+        <w:bidi w:val="0"/>
+        <w:jc w:val="start"/>
+        <w:rPr>
+          <w:b w:val="false"/>
+          <w:bCs w:val="false"/>
+        </w:rPr>
+      </w:pPr>
+      <w:r>
+        <w:rPr>
+          <w:b w:val="false"/>
+          <w:bCs w:val="false"/>
+        </w:rPr>
+      </w:r>
+    </w:p>
+    <w:p>
+      <w:pPr>
+        <w:pStyle w:val="Normal"/>
+        <w:bidi w:val="0"/>
+        <w:jc w:val="start"/>
+        <w:rPr>
+          <w:b w:val="false"/>
+          <w:bCs w:val="false"/>
+        </w:rPr>
+      </w:pPr>
+      <w:r>
+        <w:rPr>
+          <w:b w:val="false"/>
+          <w:bCs w:val="false"/>
+        </w:rPr>
+        <w:t>4. Самосоединение таблици (соединение таблици со своей копией)</w:t>
+      </w:r>
+    </w:p>
+    <w:p>
+      <w:pPr>
+        <w:pStyle w:val="Normal"/>
+        <w:bidi w:val="0"/>
+        <w:jc w:val="start"/>
+        <w:rPr>
+          <w:b w:val="false"/>
+          <w:bCs w:val="false"/>
+        </w:rPr>
+      </w:pPr>
+      <w:r>
+        <w:rPr>
+          <w:b w:val="false"/>
+          <w:bCs w:val="false"/>
+        </w:rPr>
+        <w:t>select distint, s1.name_st from student s1, student s2 where s1.name_st = s2.name_st and s1.cod_st&lt;&gt; ss2.cod_st</w:t>
+      </w:r>
+    </w:p>
+    <w:p>
+      <w:pPr>
+        <w:pStyle w:val="Normal"/>
+        <w:bidi w:val="0"/>
+        <w:jc w:val="start"/>
+        <w:rPr>
+          <w:b w:val="false"/>
+          <w:bCs w:val="false"/>
+        </w:rPr>
+      </w:pPr>
+      <w:r>
         <w:rPr/>
       </w:r>
     </w:p>
@@ -3584,23 +6065,25 @@
       <w:pPr>
         <w:pStyle w:val="Normal"/>
         <w:bidi w:val="0"/>
+        <w:jc w:val="start"/>
+        <w:rPr>
+          <w:b w:val="false"/>
+          <w:bCs w:val="false"/>
+        </w:rPr>
+      </w:pPr>
+      <w:r>
+        <w:rPr/>
+      </w:r>
+    </w:p>
+    <w:p>
+      <w:pPr>
+        <w:pStyle w:val="Normal"/>
+        <w:bidi w:val="0"/>
         <w:jc w:val="center"/>
-        <w:rPr>
-          <w:b/>
-          <w:bCs/>
-          <w:i w:val="false"/>
-          <w:i w:val="false"/>
-          <w:iCs w:val="false"/>
-        </w:rPr>
-      </w:pPr>
-      <w:r>
-        <w:rPr>
-          <w:b/>
-          <w:bCs/>
-          <w:i w:val="false"/>
-          <w:iCs w:val="false"/>
-        </w:rPr>
-        <w:t>Операции выборки</w:t>
+        <w:rPr/>
+      </w:pPr>
+      <w:r>
+        <w:rPr/>
       </w:r>
     </w:p>
     <w:p>
@@ -3611,395 +6094,14 @@
         <w:rPr>
           <w:b/>
           <w:bCs/>
-          <w:i w:val="false"/>
-          <w:i w:val="false"/>
-          <w:iCs w:val="false"/>
-        </w:rPr>
-      </w:pPr>
-      <w:r>
-        <w:rPr>
-          <w:b/>
-          <w:bCs/>
-          <w:i w:val="false"/>
-          <w:iCs w:val="false"/>
-        </w:rPr>
-      </w:r>
-    </w:p>
-    <w:p>
-      <w:pPr>
-        <w:pStyle w:val="Normal"/>
-        <w:bidi w:val="0"/>
-        <w:jc w:val="start"/>
-        <w:rPr>
-          <w:b w:val="false"/>
-          <w:bCs w:val="false"/>
-          <w:i w:val="false"/>
-          <w:i w:val="false"/>
-          <w:iCs w:val="false"/>
-        </w:rPr>
-      </w:pPr>
-      <w:r>
-        <w:rPr>
-          <w:b w:val="false"/>
-          <w:bCs w:val="false"/>
-          <w:i w:val="false"/>
-          <w:iCs w:val="false"/>
-        </w:rPr>
-        <w:t xml:space="preserve">В качестве критерия отбор строк таблици можно задать любое логическое выражение в секции </w:t>
-      </w:r>
-      <w:r>
-        <w:rPr>
-          <w:b/>
-          <w:bCs/>
-          <w:i w:val="false"/>
-          <w:iCs w:val="false"/>
-        </w:rPr>
-        <w:t xml:space="preserve">where, </w:t>
-      </w:r>
-      <w:r>
-        <w:rPr>
-          <w:b w:val="false"/>
-          <w:bCs w:val="false"/>
-          <w:i w:val="false"/>
-          <w:iCs w:val="false"/>
-        </w:rPr>
-        <w:t>в процессе выполнения операции отбора будут выбраны только те строки таблици, для которых данное выражение принимает значение true, таким образом результатом выборки может быть 0, 1, …</w:t>
-      </w:r>
-    </w:p>
-    <w:p>
-      <w:pPr>
-        <w:pStyle w:val="Normal"/>
-        <w:bidi w:val="0"/>
-        <w:jc w:val="start"/>
-        <w:rPr>
-          <w:b w:val="false"/>
-          <w:bCs w:val="false"/>
-          <w:i w:val="false"/>
-          <w:i w:val="false"/>
-          <w:iCs w:val="false"/>
-        </w:rPr>
-      </w:pPr>
-      <w:r>
-        <w:rPr>
-          <w:b w:val="false"/>
-          <w:bCs w:val="false"/>
-          <w:i w:val="false"/>
-          <w:iCs w:val="false"/>
-        </w:rPr>
-      </w:r>
-    </w:p>
-    <w:p>
-      <w:pPr>
-        <w:pStyle w:val="Normal"/>
-        <w:bidi w:val="0"/>
-        <w:jc w:val="start"/>
-        <w:rPr>
-          <w:b w:val="false"/>
-          <w:bCs w:val="false"/>
-          <w:i w:val="false"/>
-          <w:i w:val="false"/>
-          <w:iCs w:val="false"/>
-        </w:rPr>
-      </w:pPr>
-      <w:r>
-        <w:rPr>
-          <w:b w:val="false"/>
-          <w:bCs w:val="false"/>
-          <w:i w:val="false"/>
-          <w:iCs w:val="false"/>
-        </w:rPr>
-        <w:t>select from students</w:t>
-      </w:r>
-    </w:p>
-    <w:p>
-      <w:pPr>
-        <w:pStyle w:val="Normal"/>
-        <w:bidi w:val="0"/>
-        <w:jc w:val="start"/>
-        <w:rPr>
-          <w:b w:val="false"/>
-          <w:bCs w:val="false"/>
-          <w:i w:val="false"/>
-          <w:i w:val="false"/>
-          <w:iCs w:val="false"/>
-        </w:rPr>
-      </w:pPr>
-      <w:r>
-        <w:rPr>
-          <w:b w:val="false"/>
-          <w:bCs w:val="false"/>
-          <w:i w:val="false"/>
-          <w:iCs w:val="false"/>
-        </w:rPr>
-        <w:t>where cod_st = 16</w:t>
-      </w:r>
-    </w:p>
-    <w:p>
-      <w:pPr>
-        <w:pStyle w:val="Normal"/>
-        <w:bidi w:val="0"/>
-        <w:jc w:val="start"/>
-        <w:rPr>
-          <w:b w:val="false"/>
-          <w:bCs w:val="false"/>
-          <w:i w:val="false"/>
-          <w:i w:val="false"/>
-          <w:iCs w:val="false"/>
-        </w:rPr>
-      </w:pPr>
-      <w:r>
-        <w:rPr>
-          <w:b w:val="false"/>
-          <w:bCs w:val="false"/>
-          <w:i w:val="false"/>
-          <w:iCs w:val="false"/>
-        </w:rPr>
-      </w:r>
-    </w:p>
-    <w:p>
-      <w:pPr>
-        <w:pStyle w:val="Normal"/>
-        <w:bidi w:val="0"/>
-        <w:jc w:val="start"/>
-        <w:rPr>
-          <w:b w:val="false"/>
-          <w:bCs w:val="false"/>
-          <w:i w:val="false"/>
-          <w:i w:val="false"/>
-          <w:iCs w:val="false"/>
-        </w:rPr>
-      </w:pPr>
-      <w:r>
-        <w:rPr>
-          <w:b w:val="false"/>
-          <w:bCs w:val="false"/>
-          <w:i w:val="false"/>
-          <w:iCs w:val="false"/>
-        </w:rPr>
-        <w:t xml:space="preserve">Условие отбора строк может включать операции: </w:t>
-      </w:r>
-    </w:p>
-    <w:p>
-      <w:pPr>
-        <w:pStyle w:val="Normal"/>
-        <w:bidi w:val="0"/>
-        <w:jc w:val="start"/>
-        <w:rPr>
-          <w:b w:val="false"/>
-          <w:bCs w:val="false"/>
-          <w:i w:val="false"/>
-          <w:i w:val="false"/>
-          <w:iCs w:val="false"/>
-        </w:rPr>
-      </w:pPr>
-      <w:r>
-        <w:rPr>
-          <w:b w:val="false"/>
-          <w:bCs w:val="false"/>
-          <w:i w:val="false"/>
-          <w:iCs w:val="false"/>
-        </w:rPr>
-        <w:t>1. сравнения ( &lt; &gt; = &lt;= &gt;= )</w:t>
-      </w:r>
-    </w:p>
-    <w:p>
-      <w:pPr>
-        <w:pStyle w:val="Normal"/>
-        <w:bidi w:val="0"/>
-        <w:jc w:val="start"/>
-        <w:rPr>
-          <w:b w:val="false"/>
-          <w:bCs w:val="false"/>
-          <w:i w:val="false"/>
-          <w:i w:val="false"/>
-          <w:iCs w:val="false"/>
-        </w:rPr>
-      </w:pPr>
-      <w:r>
-        <w:rPr>
-          <w:b w:val="false"/>
-          <w:bCs w:val="false"/>
-          <w:i w:val="false"/>
-          <w:iCs w:val="false"/>
-        </w:rPr>
-        <w:t>2. Проверка на null ( is null, is not null )</w:t>
-      </w:r>
-    </w:p>
-    <w:p>
-      <w:pPr>
-        <w:pStyle w:val="Normal"/>
-        <w:bidi w:val="0"/>
-        <w:jc w:val="start"/>
-        <w:rPr>
-          <w:b w:val="false"/>
-          <w:bCs w:val="false"/>
-          <w:i w:val="false"/>
-          <w:i w:val="false"/>
-          <w:iCs w:val="false"/>
-        </w:rPr>
-      </w:pPr>
-      <w:r>
-        <w:rPr>
-          <w:b w:val="false"/>
-          <w:bCs w:val="false"/>
-          <w:i w:val="false"/>
-          <w:iCs w:val="false"/>
-        </w:rPr>
-        <w:t>3. Логические операции ( and, or, not )</w:t>
-      </w:r>
-    </w:p>
-    <w:p>
-      <w:pPr>
-        <w:pStyle w:val="Normal"/>
-        <w:bidi w:val="0"/>
-        <w:jc w:val="start"/>
-        <w:rPr>
-          <w:b w:val="false"/>
-          <w:bCs w:val="false"/>
-          <w:i w:val="false"/>
-          <w:i w:val="false"/>
-          <w:iCs w:val="false"/>
-        </w:rPr>
-      </w:pPr>
-      <w:r>
-        <w:rPr>
-          <w:b w:val="false"/>
-          <w:bCs w:val="false"/>
-          <w:i w:val="false"/>
-          <w:iCs w:val="false"/>
-        </w:rPr>
-        <w:t>4. Операции вхождения в диапазон ( between, and)</w:t>
-      </w:r>
-    </w:p>
-    <w:p>
-      <w:pPr>
-        <w:pStyle w:val="Normal"/>
-        <w:bidi w:val="0"/>
-        <w:jc w:val="start"/>
-        <w:rPr>
-          <w:b w:val="false"/>
-          <w:bCs w:val="false"/>
-          <w:i w:val="false"/>
-          <w:i w:val="false"/>
-          <w:iCs w:val="false"/>
-        </w:rPr>
-      </w:pPr>
-      <w:r>
-        <w:rPr>
-          <w:b w:val="false"/>
-          <w:bCs w:val="false"/>
-          <w:i w:val="false"/>
-          <w:iCs w:val="false"/>
-        </w:rPr>
-        <w:t xml:space="preserve">5. Проверка на пренодлежность множеству ( in, </w:t>
-      </w:r>
-      <w:r>
-        <w:rPr>
-          <w:b w:val="false"/>
-          <w:bCs w:val="false"/>
-          <w:i w:val="false"/>
-          <w:iCs w:val="false"/>
-        </w:rPr>
-        <w:t>like ‘шаблон’  ‘%’  ‘и_’</w:t>
-      </w:r>
-      <w:r>
-        <w:rPr>
-          <w:b w:val="false"/>
-          <w:bCs w:val="false"/>
-          <w:i w:val="false"/>
-          <w:iCs w:val="false"/>
-        </w:rPr>
-        <w:t xml:space="preserve"> )</w:t>
-      </w:r>
-    </w:p>
-    <w:p>
-      <w:pPr>
-        <w:pStyle w:val="Normal"/>
-        <w:bidi w:val="0"/>
-        <w:jc w:val="start"/>
-        <w:rPr>
-          <w:b w:val="false"/>
-          <w:bCs w:val="false"/>
-          <w:i w:val="false"/>
-          <w:i w:val="false"/>
-          <w:iCs w:val="false"/>
-        </w:rPr>
-      </w:pPr>
-      <w:r>
-        <w:rPr>
-          <w:b w:val="false"/>
-          <w:bCs w:val="false"/>
-          <w:i w:val="false"/>
-          <w:iCs w:val="false"/>
-        </w:rPr>
-        <w:t>select * from</w:t>
-      </w:r>
-    </w:p>
-    <w:p>
-      <w:pPr>
-        <w:pStyle w:val="Normal"/>
-        <w:bidi w:val="0"/>
-        <w:jc w:val="start"/>
-        <w:rPr>
-          <w:b w:val="false"/>
-          <w:bCs w:val="false"/>
-          <w:i w:val="false"/>
-          <w:i w:val="false"/>
-          <w:iCs w:val="false"/>
-        </w:rPr>
-      </w:pPr>
-      <w:r>
-        <w:rPr>
-          <w:b w:val="false"/>
-          <w:bCs w:val="false"/>
-          <w:i w:val="false"/>
-          <w:iCs w:val="false"/>
-        </w:rPr>
-        <w:t>student where fio like ‘и%’</w:t>
-      </w:r>
-    </w:p>
-    <w:p>
-      <w:pPr>
-        <w:pStyle w:val="Normal"/>
-        <w:bidi w:val="0"/>
-        <w:jc w:val="start"/>
-        <w:rPr>
-          <w:b w:val="false"/>
-          <w:bCs w:val="false"/>
-          <w:i w:val="false"/>
-          <w:i w:val="false"/>
-          <w:iCs w:val="false"/>
-        </w:rPr>
-      </w:pPr>
-      <w:r>
-        <w:rPr>
-          <w:b w:val="false"/>
-          <w:bCs w:val="false"/>
-          <w:i w:val="false"/>
-          <w:iCs w:val="false"/>
-        </w:rPr>
-      </w:r>
-    </w:p>
-    <w:p>
-      <w:pPr>
-        <w:pStyle w:val="Normal"/>
-        <w:bidi w:val="0"/>
-        <w:jc w:val="start"/>
-        <w:rPr>
-          <w:b w:val="false"/>
-          <w:bCs w:val="false"/>
-          <w:i w:val="false"/>
-          <w:i w:val="false"/>
-          <w:iCs w:val="false"/>
-        </w:rPr>
-      </w:pPr>
-      <w:r>
-        <w:rPr>
-          <w:b w:val="false"/>
-          <w:bCs w:val="false"/>
-          <w:i w:val="false"/>
-          <w:iCs w:val="false"/>
-        </w:rPr>
+        </w:rPr>
+      </w:pPr>
+      <w:r>
+        <w:rPr>
+          <w:b/>
+          <w:bCs/>
+        </w:rPr>
+        <w:t>Вложенные запросы</w:t>
       </w:r>
     </w:p>
     <w:p>
@@ -4010,1347 +6112,506 @@
         <w:rPr>
           <w:b/>
           <w:bCs/>
-          <w:i w:val="false"/>
-          <w:i w:val="false"/>
-          <w:iCs w:val="false"/>
-        </w:rPr>
-      </w:pPr>
-      <w:r>
-        <w:rPr>
-          <w:b/>
-          <w:bCs/>
-          <w:i w:val="false"/>
-          <w:iCs w:val="false"/>
-        </w:rPr>
-        <w:t>Операция расширения</w:t>
-      </w:r>
-    </w:p>
-    <w:p>
-      <w:pPr>
-        <w:pStyle w:val="Normal"/>
-        <w:bidi w:val="0"/>
-        <w:jc w:val="center"/>
-        <w:rPr>
-          <w:b/>
-          <w:bCs/>
-          <w:i w:val="false"/>
-          <w:i w:val="false"/>
-          <w:iCs w:val="false"/>
-        </w:rPr>
-      </w:pPr>
-      <w:r>
-        <w:rPr>
-          <w:b/>
-          <w:bCs/>
-          <w:i w:val="false"/>
-          <w:iCs w:val="false"/>
-        </w:rPr>
-      </w:r>
-    </w:p>
-    <w:p>
-      <w:pPr>
-        <w:pStyle w:val="Normal"/>
-        <w:bidi w:val="0"/>
-        <w:jc w:val="start"/>
-        <w:rPr>
-          <w:b w:val="false"/>
-          <w:bCs w:val="false"/>
-          <w:i w:val="false"/>
-          <w:i w:val="false"/>
-          <w:iCs w:val="false"/>
-        </w:rPr>
-      </w:pPr>
-      <w:r>
-        <w:rPr>
-          <w:b w:val="false"/>
-          <w:bCs w:val="false"/>
-          <w:i w:val="false"/>
-          <w:iCs w:val="false"/>
-        </w:rPr>
-        <w:t xml:space="preserve">Вычисляемый столбец – фиктивный столбец данные которого не храняться в бд, а вычисляються на основе данных из других столбцов. ( к вычисляемому столбцу пресваиваеться псевдоним ). </w:t>
-      </w:r>
-    </w:p>
-    <w:p>
-      <w:pPr>
-        <w:pStyle w:val="Normal"/>
-        <w:bidi w:val="0"/>
-        <w:jc w:val="start"/>
-        <w:rPr>
-          <w:b w:val="false"/>
-          <w:bCs w:val="false"/>
-          <w:i w:val="false"/>
-          <w:i w:val="false"/>
-          <w:iCs w:val="false"/>
-        </w:rPr>
-      </w:pPr>
-      <w:r>
-        <w:rPr>
-          <w:b w:val="false"/>
-          <w:bCs w:val="false"/>
-          <w:i w:val="false"/>
-          <w:iCs w:val="false"/>
-        </w:rPr>
-      </w:r>
-    </w:p>
-    <w:p>
-      <w:pPr>
-        <w:pStyle w:val="Normal"/>
-        <w:bidi w:val="0"/>
-        <w:jc w:val="start"/>
-        <w:rPr>
-          <w:b w:val="false"/>
-          <w:bCs w:val="false"/>
-          <w:i w:val="false"/>
-          <w:i w:val="false"/>
-          <w:iCs w:val="false"/>
-        </w:rPr>
-      </w:pPr>
-      <w:r>
-        <w:rPr>
-          <w:b w:val="false"/>
-          <w:bCs w:val="false"/>
-          <w:i w:val="false"/>
-          <w:iCs w:val="false"/>
-        </w:rPr>
-        <w:t>select &lt;выч.ст.&gt; from &lt;таблица&gt; as ‘псевдоним’</w:t>
-      </w:r>
-    </w:p>
-    <w:p>
-      <w:pPr>
-        <w:pStyle w:val="Normal"/>
-        <w:bidi w:val="0"/>
-        <w:jc w:val="start"/>
-        <w:rPr>
-          <w:b w:val="false"/>
-          <w:bCs w:val="false"/>
-          <w:i w:val="false"/>
-          <w:i w:val="false"/>
-          <w:iCs w:val="false"/>
-        </w:rPr>
-      </w:pPr>
-      <w:r>
-        <w:rPr>
-          <w:b w:val="false"/>
-          <w:bCs w:val="false"/>
-          <w:i w:val="false"/>
-          <w:iCs w:val="false"/>
-        </w:rPr>
-      </w:r>
-    </w:p>
-    <w:p>
-      <w:pPr>
-        <w:pStyle w:val="Normal"/>
-        <w:bidi w:val="0"/>
-        <w:jc w:val="start"/>
-        <w:rPr>
-          <w:b w:val="false"/>
-          <w:bCs w:val="false"/>
-          <w:i w:val="false"/>
-          <w:i w:val="false"/>
-          <w:iCs w:val="false"/>
-        </w:rPr>
-      </w:pPr>
-      <w:r>
-        <w:rPr>
-          <w:b w:val="false"/>
-          <w:bCs w:val="false"/>
-          <w:i w:val="false"/>
-          <w:iCs w:val="false"/>
-        </w:rPr>
-        <w:t xml:space="preserve">в выражения для вычисляемых столбцов могут использоваться, 1. именна столбцов, 2. Константы, 3. Операции, 4. Функции, </w:t>
-      </w:r>
-    </w:p>
-    <w:p>
-      <w:pPr>
-        <w:pStyle w:val="Normal"/>
-        <w:bidi w:val="0"/>
-        <w:jc w:val="start"/>
-        <w:rPr>
-          <w:b w:val="false"/>
-          <w:bCs w:val="false"/>
-          <w:i w:val="false"/>
-          <w:i w:val="false"/>
-          <w:iCs w:val="false"/>
-        </w:rPr>
-      </w:pPr>
-      <w:r>
-        <w:rPr>
-          <w:b w:val="false"/>
-          <w:bCs w:val="false"/>
-          <w:i w:val="false"/>
-          <w:iCs w:val="false"/>
-        </w:rPr>
-      </w:r>
-    </w:p>
-    <w:p>
-      <w:pPr>
-        <w:pStyle w:val="Normal"/>
-        <w:bidi w:val="0"/>
-        <w:jc w:val="start"/>
-        <w:rPr>
-          <w:b w:val="false"/>
-          <w:bCs w:val="false"/>
-          <w:i w:val="false"/>
-          <w:i w:val="false"/>
-          <w:iCs w:val="false"/>
-        </w:rPr>
-      </w:pPr>
-      <w:r>
-        <w:rPr>
-          <w:b w:val="false"/>
-          <w:bCs w:val="false"/>
-          <w:i w:val="false"/>
-          <w:iCs w:val="false"/>
-        </w:rPr>
-        <w:t>select ‘студент’  from students</w:t>
-      </w:r>
-    </w:p>
-    <w:p>
-      <w:pPr>
-        <w:pStyle w:val="Normal"/>
-        <w:bidi w:val="0"/>
-        <w:jc w:val="start"/>
-        <w:rPr>
-          <w:b w:val="false"/>
-          <w:bCs w:val="false"/>
-          <w:i w:val="false"/>
-          <w:i w:val="false"/>
-          <w:iCs w:val="false"/>
-        </w:rPr>
-      </w:pPr>
-      <w:r>
-        <w:rPr>
-          <w:b w:val="false"/>
-          <w:bCs w:val="false"/>
-          <w:i w:val="false"/>
-          <w:iCs w:val="false"/>
-        </w:rPr>
-      </w:r>
-    </w:p>
-    <w:p>
-      <w:pPr>
-        <w:pStyle w:val="Normal"/>
-        <w:bidi w:val="0"/>
-        <w:jc w:val="start"/>
-        <w:rPr>
-          <w:b w:val="false"/>
-          <w:bCs w:val="false"/>
-          <w:i w:val="false"/>
-          <w:i w:val="false"/>
-          <w:iCs w:val="false"/>
-        </w:rPr>
-      </w:pPr>
-      <w:r>
-        <w:rPr>
-          <w:b w:val="false"/>
-          <w:bCs w:val="false"/>
-          <w:i w:val="false"/>
-          <w:iCs w:val="false"/>
-        </w:rPr>
-        <w:t>|| - конкатенация строк</w:t>
-      </w:r>
-    </w:p>
-    <w:p>
-      <w:pPr>
-        <w:pStyle w:val="Normal"/>
-        <w:bidi w:val="0"/>
-        <w:jc w:val="start"/>
-        <w:rPr>
-          <w:b w:val="false"/>
-          <w:bCs w:val="false"/>
-          <w:i w:val="false"/>
-          <w:i w:val="false"/>
-          <w:iCs w:val="false"/>
-        </w:rPr>
-      </w:pPr>
-      <w:r>
-        <w:rPr>
-          <w:b w:val="false"/>
-          <w:bCs w:val="false"/>
-          <w:i w:val="false"/>
-          <w:iCs w:val="false"/>
-        </w:rPr>
-      </w:r>
-    </w:p>
-    <w:p>
-      <w:pPr>
-        <w:pStyle w:val="Normal"/>
-        <w:bidi w:val="0"/>
-        <w:jc w:val="start"/>
-        <w:rPr>
-          <w:b w:val="false"/>
-          <w:bCs w:val="false"/>
-          <w:i w:val="false"/>
-          <w:i w:val="false"/>
-          <w:iCs w:val="false"/>
-        </w:rPr>
-      </w:pPr>
-      <w:r>
-        <w:rPr>
-          <w:b w:val="false"/>
-          <w:bCs w:val="false"/>
-          <w:i w:val="false"/>
-          <w:iCs w:val="false"/>
-        </w:rPr>
-        <w:t xml:space="preserve">Для вычисляемых столбцов могу использоваться скалярные функции. </w:t>
-      </w:r>
-    </w:p>
-    <w:p>
-      <w:pPr>
-        <w:pStyle w:val="Normal"/>
-        <w:bidi w:val="0"/>
-        <w:jc w:val="start"/>
-        <w:rPr>
-          <w:b w:val="false"/>
-          <w:bCs w:val="false"/>
-          <w:i w:val="false"/>
-          <w:i w:val="false"/>
-          <w:iCs w:val="false"/>
-        </w:rPr>
-      </w:pPr>
-      <w:r>
-        <w:rPr>
-          <w:b w:val="false"/>
-          <w:bCs w:val="false"/>
-          <w:i w:val="false"/>
-          <w:iCs w:val="false"/>
-        </w:rPr>
-      </w:r>
-    </w:p>
-    <w:p>
-      <w:pPr>
-        <w:pStyle w:val="Normal"/>
-        <w:bidi w:val="0"/>
-        <w:jc w:val="start"/>
-        <w:rPr>
-          <w:b w:val="false"/>
-          <w:bCs w:val="false"/>
-          <w:i w:val="false"/>
-          <w:i w:val="false"/>
-          <w:iCs w:val="false"/>
-        </w:rPr>
-      </w:pPr>
-      <w:r>
-        <w:rPr>
-          <w:b w:val="false"/>
-          <w:bCs w:val="false"/>
-          <w:i w:val="false"/>
-          <w:iCs w:val="false"/>
-        </w:rPr>
-        <w:t xml:space="preserve">Select name_st || ‘ten’ || phone as name_phone </w:t>
-      </w:r>
-    </w:p>
-    <w:p>
-      <w:pPr>
-        <w:pStyle w:val="Normal"/>
-        <w:bidi w:val="0"/>
-        <w:jc w:val="start"/>
-        <w:rPr>
-          <w:b w:val="false"/>
-          <w:bCs w:val="false"/>
-          <w:i w:val="false"/>
-          <w:i w:val="false"/>
-          <w:iCs w:val="false"/>
-        </w:rPr>
-      </w:pPr>
-      <w:r>
-        <w:rPr>
-          <w:b w:val="false"/>
-          <w:bCs w:val="false"/>
-          <w:i w:val="false"/>
-          <w:iCs w:val="false"/>
-        </w:rPr>
-        <w:t>from student</w:t>
-      </w:r>
-    </w:p>
-    <w:p>
-      <w:pPr>
-        <w:pStyle w:val="Normal"/>
-        <w:bidi w:val="0"/>
-        <w:jc w:val="start"/>
-        <w:rPr>
-          <w:b w:val="false"/>
-          <w:bCs w:val="false"/>
-          <w:i w:val="false"/>
-          <w:i w:val="false"/>
-          <w:iCs w:val="false"/>
-        </w:rPr>
-      </w:pPr>
-      <w:r>
-        <w:rPr>
-          <w:b w:val="false"/>
-          <w:bCs w:val="false"/>
-          <w:i w:val="false"/>
-          <w:iCs w:val="false"/>
-        </w:rPr>
-        <w:t>where phone is not null</w:t>
-      </w:r>
-    </w:p>
-    <w:p>
-      <w:pPr>
-        <w:pStyle w:val="Normal"/>
-        <w:bidi w:val="0"/>
-        <w:jc w:val="start"/>
-        <w:rPr>
-          <w:b w:val="false"/>
-          <w:bCs w:val="false"/>
-          <w:i w:val="false"/>
-          <w:i w:val="false"/>
-          <w:iCs w:val="false"/>
-        </w:rPr>
-      </w:pPr>
-      <w:r>
-        <w:rPr>
-          <w:b w:val="false"/>
-          <w:bCs w:val="false"/>
-          <w:i w:val="false"/>
-          <w:iCs w:val="false"/>
-        </w:rPr>
-      </w:r>
-    </w:p>
-    <w:p>
-      <w:pPr>
-        <w:pStyle w:val="Normal"/>
-        <w:bidi w:val="0"/>
-        <w:jc w:val="start"/>
-        <w:rPr>
-          <w:b/>
-          <w:bCs/>
-          <w:i w:val="false"/>
-          <w:i w:val="false"/>
-          <w:iCs w:val="false"/>
-        </w:rPr>
-      </w:pPr>
-      <w:r>
-        <w:rPr>
-          <w:b/>
-          <w:bCs/>
-          <w:i w:val="false"/>
-          <w:iCs w:val="false"/>
-        </w:rPr>
-        <w:t>Скалярные:</w:t>
-      </w:r>
-    </w:p>
-    <w:p>
-      <w:pPr>
-        <w:pStyle w:val="Normal"/>
-        <w:bidi w:val="0"/>
-        <w:jc w:val="start"/>
-        <w:rPr>
-          <w:b w:val="false"/>
-          <w:bCs w:val="false"/>
-          <w:i w:val="false"/>
-          <w:i w:val="false"/>
-          <w:iCs w:val="false"/>
-        </w:rPr>
-      </w:pPr>
-      <w:r>
-        <w:rPr>
-          <w:b w:val="false"/>
-          <w:bCs w:val="false"/>
-          <w:i w:val="false"/>
-          <w:iCs w:val="false"/>
-        </w:rPr>
-        <w:t>1. Текстовые функции – удаление лишних пробелов ltrim(), rtrim(), upper(), lower(), is upper(), is lower(), substr() )</w:t>
-      </w:r>
-    </w:p>
-    <w:p>
-      <w:pPr>
-        <w:pStyle w:val="Normal"/>
-        <w:bidi w:val="0"/>
-        <w:jc w:val="start"/>
-        <w:rPr>
-          <w:b w:val="false"/>
-          <w:bCs w:val="false"/>
-          <w:i w:val="false"/>
-          <w:i w:val="false"/>
-          <w:iCs w:val="false"/>
-        </w:rPr>
-      </w:pPr>
-      <w:r>
-        <w:rPr>
-          <w:b w:val="false"/>
-          <w:bCs w:val="false"/>
-          <w:i w:val="false"/>
-          <w:iCs w:val="false"/>
-        </w:rPr>
-        <w:t>2. Числовые - abs(), round(), trunc(), mod()</w:t>
-      </w:r>
-    </w:p>
-    <w:p>
-      <w:pPr>
-        <w:pStyle w:val="Normal"/>
-        <w:bidi w:val="0"/>
-        <w:jc w:val="start"/>
-        <w:rPr>
-          <w:b w:val="false"/>
-          <w:bCs w:val="false"/>
-          <w:i w:val="false"/>
-          <w:i w:val="false"/>
-          <w:iCs w:val="false"/>
-        </w:rPr>
-      </w:pPr>
-      <w:r>
-        <w:rPr>
-          <w:b w:val="false"/>
-          <w:bCs w:val="false"/>
-          <w:i w:val="false"/>
-          <w:iCs w:val="false"/>
-        </w:rPr>
-        <w:t>3. даты и время – now()</w:t>
-      </w:r>
-    </w:p>
-    <w:p>
-      <w:pPr>
-        <w:pStyle w:val="Normal"/>
-        <w:bidi w:val="0"/>
-        <w:jc w:val="start"/>
-        <w:rPr>
-          <w:b w:val="false"/>
-          <w:bCs w:val="false"/>
-          <w:i w:val="false"/>
-          <w:i w:val="false"/>
-          <w:iCs w:val="false"/>
-        </w:rPr>
-      </w:pPr>
-      <w:r>
-        <w:rPr>
-          <w:b w:val="false"/>
-          <w:bCs w:val="false"/>
-          <w:i w:val="false"/>
-          <w:iCs w:val="false"/>
-        </w:rPr>
-        <w:t>4. Преобразования типов данных – to_char, to_date</w:t>
-      </w:r>
-    </w:p>
-    <w:p>
-      <w:pPr>
-        <w:pStyle w:val="Normal"/>
-        <w:bidi w:val="0"/>
-        <w:jc w:val="start"/>
-        <w:rPr>
-          <w:b w:val="false"/>
-          <w:bCs w:val="false"/>
-          <w:i w:val="false"/>
-          <w:i w:val="false"/>
-          <w:iCs w:val="false"/>
-        </w:rPr>
-      </w:pPr>
-      <w:r>
-        <w:rPr>
-          <w:b w:val="false"/>
-          <w:bCs w:val="false"/>
-          <w:i w:val="false"/>
-          <w:iCs w:val="false"/>
-        </w:rPr>
-        <w:t>5. Системные – sysdate()</w:t>
-      </w:r>
-    </w:p>
-    <w:p>
-      <w:pPr>
-        <w:pStyle w:val="Normal"/>
-        <w:bidi w:val="0"/>
-        <w:jc w:val="start"/>
-        <w:rPr>
-          <w:b w:val="false"/>
-          <w:bCs w:val="false"/>
-          <w:i w:val="false"/>
-          <w:i w:val="false"/>
-          <w:iCs w:val="false"/>
-        </w:rPr>
-      </w:pPr>
-      <w:r>
-        <w:rPr>
-          <w:b w:val="false"/>
-          <w:bCs w:val="false"/>
-          <w:i w:val="false"/>
-          <w:iCs w:val="false"/>
-        </w:rPr>
-      </w:r>
-    </w:p>
-    <w:p>
-      <w:pPr>
-        <w:pStyle w:val="Normal"/>
-        <w:bidi w:val="0"/>
-        <w:jc w:val="start"/>
-        <w:rPr>
-          <w:b w:val="false"/>
-          <w:bCs w:val="false"/>
-          <w:i w:val="false"/>
-          <w:i w:val="false"/>
-          <w:iCs w:val="false"/>
-        </w:rPr>
-      </w:pPr>
-      <w:r>
-        <w:rPr>
-          <w:b w:val="false"/>
-          <w:bCs w:val="false"/>
-          <w:i w:val="false"/>
-          <w:iCs w:val="false"/>
-        </w:rPr>
-      </w:r>
-    </w:p>
-    <w:p>
-      <w:pPr>
-        <w:pStyle w:val="Normal"/>
-        <w:bidi w:val="0"/>
-        <w:jc w:val="start"/>
-        <w:rPr>
-          <w:b w:val="false"/>
-          <w:bCs w:val="false"/>
-          <w:i w:val="false"/>
-          <w:i w:val="false"/>
-          <w:iCs w:val="false"/>
-        </w:rPr>
-      </w:pPr>
-      <w:r>
-        <w:rPr>
-          <w:b w:val="false"/>
-          <w:bCs w:val="false"/>
-          <w:i w:val="false"/>
-          <w:iCs w:val="false"/>
-        </w:rPr>
-        <w:t>Использование case в вычисляемых столбцах</w:t>
-      </w:r>
-    </w:p>
-    <w:p>
-      <w:pPr>
-        <w:pStyle w:val="Normal"/>
-        <w:bidi w:val="0"/>
-        <w:jc w:val="start"/>
-        <w:rPr>
-          <w:b w:val="false"/>
-          <w:bCs w:val="false"/>
-          <w:i w:val="false"/>
-          <w:i w:val="false"/>
-          <w:iCs w:val="false"/>
-        </w:rPr>
-      </w:pPr>
-      <w:r>
-        <w:rPr>
-          <w:b w:val="false"/>
-          <w:bCs w:val="false"/>
-          <w:i w:val="false"/>
-          <w:iCs w:val="false"/>
-        </w:rPr>
-        <w:t>select cod_st, cod_sub</w:t>
-      </w:r>
-    </w:p>
-    <w:p>
-      <w:pPr>
-        <w:pStyle w:val="Normal"/>
-        <w:bidi w:val="0"/>
-        <w:jc w:val="start"/>
-        <w:rPr>
-          <w:b w:val="false"/>
-          <w:bCs w:val="false"/>
-          <w:i w:val="false"/>
-          <w:i w:val="false"/>
-          <w:iCs w:val="false"/>
-        </w:rPr>
-      </w:pPr>
-      <w:r>
-        <w:rPr>
-          <w:b w:val="false"/>
-          <w:bCs w:val="false"/>
-          <w:i w:val="false"/>
-          <w:iCs w:val="false"/>
-        </w:rPr>
-        <w:t>case mark</w:t>
-      </w:r>
-    </w:p>
-    <w:p>
-      <w:pPr>
-        <w:pStyle w:val="Normal"/>
-        <w:bidi w:val="0"/>
-        <w:jc w:val="start"/>
-        <w:rPr>
-          <w:b w:val="false"/>
-          <w:bCs w:val="false"/>
-          <w:i w:val="false"/>
-          <w:i w:val="false"/>
-          <w:iCs w:val="false"/>
-        </w:rPr>
-      </w:pPr>
-      <w:r>
-        <w:rPr>
-          <w:b w:val="false"/>
-          <w:bCs w:val="false"/>
-          <w:i w:val="false"/>
-          <w:iCs w:val="false"/>
-        </w:rPr>
-        <w:t>when 5 then ‘or’</w:t>
-      </w:r>
-    </w:p>
-    <w:p>
-      <w:pPr>
-        <w:pStyle w:val="Normal"/>
-        <w:bidi w:val="0"/>
-        <w:jc w:val="start"/>
-        <w:rPr>
-          <w:b w:val="false"/>
-          <w:bCs w:val="false"/>
-          <w:i w:val="false"/>
-          <w:i w:val="false"/>
-          <w:iCs w:val="false"/>
-        </w:rPr>
-      </w:pPr>
-      <w:r>
-        <w:rPr>
-          <w:b w:val="false"/>
-          <w:bCs w:val="false"/>
-          <w:i w:val="false"/>
-          <w:iCs w:val="false"/>
-        </w:rPr>
-        <w:t>when 4 then ‘xor’</w:t>
-      </w:r>
-    </w:p>
-    <w:p>
-      <w:pPr>
-        <w:pStyle w:val="Normal"/>
-        <w:bidi w:val="0"/>
-        <w:jc w:val="start"/>
-        <w:rPr>
-          <w:b w:val="false"/>
-          <w:bCs w:val="false"/>
-          <w:i w:val="false"/>
-          <w:i w:val="false"/>
-          <w:iCs w:val="false"/>
-        </w:rPr>
-      </w:pPr>
-      <w:r>
-        <w:rPr>
-          <w:b w:val="false"/>
-          <w:bCs w:val="false"/>
-          <w:i w:val="false"/>
-          <w:iCs w:val="false"/>
-        </w:rPr>
-        <w:t>…</w:t>
-      </w:r>
-    </w:p>
-    <w:p>
-      <w:pPr>
-        <w:pStyle w:val="Normal"/>
-        <w:bidi w:val="0"/>
-        <w:jc w:val="start"/>
-        <w:rPr>
-          <w:b w:val="false"/>
-          <w:bCs w:val="false"/>
-          <w:i w:val="false"/>
-          <w:i w:val="false"/>
-          <w:iCs w:val="false"/>
-        </w:rPr>
-      </w:pPr>
-      <w:r>
-        <w:rPr>
-          <w:b w:val="false"/>
-          <w:bCs w:val="false"/>
-          <w:i w:val="false"/>
-          <w:iCs w:val="false"/>
-        </w:rPr>
-        <w:t>end</w:t>
-      </w:r>
-    </w:p>
-    <w:p>
-      <w:pPr>
-        <w:pStyle w:val="Normal"/>
-        <w:bidi w:val="0"/>
-        <w:jc w:val="start"/>
-        <w:rPr>
-          <w:b w:val="false"/>
-          <w:bCs w:val="false"/>
-          <w:i w:val="false"/>
-          <w:i w:val="false"/>
-          <w:iCs w:val="false"/>
-        </w:rPr>
-      </w:pPr>
-      <w:r>
-        <w:rPr>
-          <w:b w:val="false"/>
-          <w:bCs w:val="false"/>
-          <w:i w:val="false"/>
-          <w:iCs w:val="false"/>
-        </w:rPr>
-        <w:t>from marks</w:t>
-      </w:r>
-    </w:p>
-    <w:p>
-      <w:pPr>
-        <w:pStyle w:val="Normal"/>
-        <w:bidi w:val="0"/>
-        <w:jc w:val="start"/>
-        <w:rPr>
-          <w:b w:val="false"/>
-          <w:bCs w:val="false"/>
-          <w:i w:val="false"/>
-          <w:i w:val="false"/>
-          <w:iCs w:val="false"/>
-        </w:rPr>
-      </w:pPr>
-      <w:r>
-        <w:rPr>
-          <w:b w:val="false"/>
-          <w:bCs w:val="false"/>
-          <w:i w:val="false"/>
-          <w:iCs w:val="false"/>
-        </w:rPr>
-      </w:r>
-    </w:p>
-    <w:p>
-      <w:pPr>
-        <w:pStyle w:val="Normal"/>
-        <w:bidi w:val="0"/>
-        <w:jc w:val="start"/>
-        <w:rPr>
-          <w:b w:val="false"/>
-          <w:bCs w:val="false"/>
-          <w:i w:val="false"/>
-          <w:i w:val="false"/>
-          <w:iCs w:val="false"/>
-        </w:rPr>
-      </w:pPr>
-      <w:r>
-        <w:rPr>
-          <w:b w:val="false"/>
-          <w:bCs w:val="false"/>
-          <w:i w:val="false"/>
-          <w:iCs w:val="false"/>
-        </w:rPr>
-      </w:r>
-    </w:p>
-    <w:p>
-      <w:pPr>
-        <w:pStyle w:val="Normal"/>
-        <w:bidi w:val="0"/>
-        <w:jc w:val="start"/>
-        <w:rPr>
-          <w:b w:val="false"/>
-          <w:bCs w:val="false"/>
-          <w:i w:val="false"/>
-          <w:i w:val="false"/>
-          <w:iCs w:val="false"/>
-        </w:rPr>
-      </w:pPr>
-      <w:r>
-        <w:rPr>
-          <w:b w:val="false"/>
-          <w:bCs w:val="false"/>
-          <w:i w:val="false"/>
-          <w:iCs w:val="false"/>
-        </w:rPr>
-      </w:r>
-    </w:p>
-    <w:p>
-      <w:pPr>
-        <w:pStyle w:val="Normal"/>
-        <w:bidi w:val="0"/>
-        <w:jc w:val="center"/>
-        <w:rPr>
-          <w:b/>
-          <w:bCs/>
-          <w:i w:val="false"/>
-          <w:i w:val="false"/>
-          <w:iCs w:val="false"/>
-        </w:rPr>
-      </w:pPr>
-      <w:r>
-        <w:rPr>
-          <w:b/>
-          <w:bCs/>
-          <w:i w:val="false"/>
-          <w:iCs w:val="false"/>
-        </w:rPr>
-        <w:t>Использование агригатных функций</w:t>
-      </w:r>
-    </w:p>
-    <w:p>
-      <w:pPr>
-        <w:pStyle w:val="Normal"/>
-        <w:bidi w:val="0"/>
-        <w:jc w:val="start"/>
-        <w:rPr>
-          <w:b w:val="false"/>
-          <w:bCs w:val="false"/>
-          <w:i w:val="false"/>
-          <w:i w:val="false"/>
-          <w:iCs w:val="false"/>
-        </w:rPr>
-      </w:pPr>
-      <w:r>
-        <w:rPr>
-          <w:b w:val="false"/>
-          <w:bCs w:val="false"/>
-          <w:i w:val="false"/>
-          <w:iCs w:val="false"/>
-        </w:rPr>
-        <w:t>Особенность состоит в том что каждая из них, вычисляет одно итоговое значение по какому либо столбцу, при этом столбец может быть вычисяемым, для множества строк таблици.</w:t>
-      </w:r>
-    </w:p>
-    <w:p>
-      <w:pPr>
-        <w:pStyle w:val="Normal"/>
-        <w:bidi w:val="0"/>
-        <w:jc w:val="start"/>
-        <w:rPr>
-          <w:b w:val="false"/>
-          <w:bCs w:val="false"/>
-          <w:i w:val="false"/>
-          <w:i w:val="false"/>
-          <w:iCs w:val="false"/>
-        </w:rPr>
-      </w:pPr>
-      <w:r>
-        <w:rPr>
-          <w:b w:val="false"/>
-          <w:bCs w:val="false"/>
-          <w:i w:val="false"/>
-          <w:iCs w:val="false"/>
-        </w:rPr>
-      </w:r>
-    </w:p>
-    <w:p>
-      <w:pPr>
-        <w:pStyle w:val="Normal"/>
-        <w:bidi w:val="0"/>
-        <w:jc w:val="start"/>
-        <w:rPr>
-          <w:b w:val="false"/>
-          <w:bCs w:val="false"/>
-          <w:i w:val="false"/>
-          <w:i w:val="false"/>
-          <w:iCs w:val="false"/>
-        </w:rPr>
-      </w:pPr>
-      <w:r>
-        <w:rPr>
-          <w:b w:val="false"/>
-          <w:bCs w:val="false"/>
-          <w:i w:val="false"/>
-          <w:iCs w:val="false"/>
-        </w:rPr>
-        <w:t>Функции: sum(), min(), max(), avg(), count([distinct] список столбцов)</w:t>
-      </w:r>
-    </w:p>
-    <w:p>
-      <w:pPr>
-        <w:pStyle w:val="Normal"/>
-        <w:bidi w:val="0"/>
-        <w:jc w:val="start"/>
-        <w:rPr>
-          <w:b w:val="false"/>
-          <w:bCs w:val="false"/>
-        </w:rPr>
-      </w:pPr>
-      <w:r>
-        <w:rPr>
-          <w:b w:val="false"/>
-          <w:bCs w:val="false"/>
-        </w:rPr>
-      </w:r>
-    </w:p>
-    <w:p>
-      <w:pPr>
-        <w:pStyle w:val="Normal"/>
-        <w:bidi w:val="0"/>
-        <w:jc w:val="start"/>
-        <w:rPr>
-          <w:b w:val="false"/>
-          <w:bCs w:val="false"/>
-        </w:rPr>
-      </w:pPr>
-      <w:r>
-        <w:rPr>
-          <w:b w:val="false"/>
-          <w:bCs w:val="false"/>
-        </w:rPr>
-        <w:t>select avg(mark) from student</w:t>
-      </w:r>
-    </w:p>
-    <w:p>
-      <w:pPr>
-        <w:pStyle w:val="Normal"/>
-        <w:bidi w:val="0"/>
-        <w:jc w:val="start"/>
-        <w:rPr>
-          <w:b w:val="false"/>
-          <w:bCs w:val="false"/>
-        </w:rPr>
-      </w:pPr>
-      <w:r>
-        <w:rPr>
-          <w:b w:val="false"/>
-          <w:bCs w:val="false"/>
-        </w:rPr>
-        <w:t>select min(born), max(born) from student</w:t>
-      </w:r>
-    </w:p>
-    <w:p>
-      <w:pPr>
-        <w:pStyle w:val="Normal"/>
-        <w:bidi w:val="0"/>
-        <w:jc w:val="start"/>
-        <w:rPr>
-          <w:b w:val="false"/>
-          <w:bCs w:val="false"/>
-        </w:rPr>
-      </w:pPr>
-      <w:r>
-        <w:rPr>
-          <w:b w:val="false"/>
-          <w:bCs w:val="false"/>
-        </w:rPr>
-      </w:r>
-    </w:p>
-    <w:p>
-      <w:pPr>
-        <w:pStyle w:val="Normal"/>
-        <w:bidi w:val="0"/>
-        <w:jc w:val="start"/>
-        <w:rPr>
-          <w:b w:val="false"/>
-          <w:bCs w:val="false"/>
-        </w:rPr>
-      </w:pPr>
-      <w:r>
-        <w:rPr>
-          <w:b w:val="false"/>
-          <w:bCs w:val="false"/>
-        </w:rPr>
-        <w:t>пример:</w:t>
-      </w:r>
-    </w:p>
-    <w:p>
-      <w:pPr>
-        <w:pStyle w:val="Normal"/>
-        <w:bidi w:val="0"/>
-        <w:jc w:val="start"/>
-        <w:rPr>
-          <w:b w:val="false"/>
-          <w:bCs w:val="false"/>
-        </w:rPr>
-      </w:pPr>
-      <w:r>
-        <w:rPr>
-          <w:b w:val="false"/>
-          <w:bCs w:val="false"/>
-        </w:rPr>
-        <w:t>select count(phone) from students</w:t>
-      </w:r>
-    </w:p>
-    <w:p>
-      <w:pPr>
-        <w:pStyle w:val="Normal"/>
-        <w:bidi w:val="0"/>
-        <w:jc w:val="start"/>
-        <w:rPr>
-          <w:b w:val="false"/>
-          <w:bCs w:val="false"/>
-        </w:rPr>
-      </w:pPr>
-      <w:r>
-        <w:rPr>
-          <w:b w:val="false"/>
-          <w:bCs w:val="false"/>
-        </w:rPr>
-      </w:r>
-    </w:p>
-    <w:p>
-      <w:pPr>
-        <w:pStyle w:val="Normal"/>
-        <w:bidi w:val="0"/>
-        <w:jc w:val="start"/>
-        <w:rPr>
-          <w:b w:val="false"/>
-          <w:bCs w:val="false"/>
-        </w:rPr>
-      </w:pPr>
-      <w:r>
-        <w:rPr>
-          <w:b w:val="false"/>
-          <w:bCs w:val="false"/>
-        </w:rPr>
-        <w:t xml:space="preserve">select count (distinct mark) from marks т.к. запросы вычесляющие агрегатные функции по всей таблице возвращяют одну строку, содержашюю итоговые данные, то в списке выражений следующим за select могут быть только агрегатные функции, или выражения на их основе, </w:t>
-      </w:r>
-    </w:p>
-    <w:p>
-      <w:pPr>
-        <w:pStyle w:val="Normal"/>
-        <w:bidi w:val="0"/>
-        <w:jc w:val="start"/>
-        <w:rPr>
-          <w:b w:val="false"/>
-          <w:bCs w:val="false"/>
-        </w:rPr>
-      </w:pPr>
-      <w:r>
-        <w:rPr>
-          <w:b w:val="false"/>
-          <w:bCs w:val="false"/>
-        </w:rPr>
-      </w:r>
-    </w:p>
-    <w:p>
-      <w:pPr>
-        <w:pStyle w:val="Normal"/>
-        <w:bidi w:val="0"/>
-        <w:jc w:val="start"/>
-        <w:rPr>
-          <w:b w:val="false"/>
-          <w:bCs w:val="false"/>
-        </w:rPr>
-      </w:pPr>
-      <w:r>
-        <w:rPr>
-          <w:b w:val="false"/>
-          <w:bCs w:val="false"/>
-        </w:rPr>
-      </w:r>
-    </w:p>
-    <w:p>
-      <w:pPr>
-        <w:pStyle w:val="Normal"/>
-        <w:bidi w:val="0"/>
-        <w:jc w:val="start"/>
-        <w:rPr>
-          <w:b w:val="false"/>
-          <w:bCs w:val="false"/>
-        </w:rPr>
-      </w:pPr>
-      <w:r>
-        <w:rPr>
-          <w:b w:val="false"/>
-          <w:bCs w:val="false"/>
-        </w:rPr>
-        <w:t>Группировка и агрегатные функции:</w:t>
-      </w:r>
-    </w:p>
-    <w:p>
-      <w:pPr>
-        <w:pStyle w:val="Normal"/>
-        <w:bidi w:val="0"/>
-        <w:jc w:val="start"/>
-        <w:rPr>
-          <w:b w:val="false"/>
-          <w:bCs w:val="false"/>
-        </w:rPr>
-      </w:pPr>
-      <w:r>
-        <w:rPr>
-          <w:b w:val="false"/>
-          <w:bCs w:val="false"/>
-        </w:rPr>
-        <w:t xml:space="preserve">агрегатные функции могут вычисляться как по всей таблице так и по отдельным группам строк, в этом случае выполняеться операция группировки, при группировке формируються группы с одинаковыми значениями, в столбце группировки, и запрос возвращяет столько строк сколько получилось групп. </w:t>
-      </w:r>
-    </w:p>
-    <w:p>
-      <w:pPr>
-        <w:pStyle w:val="Normal"/>
-        <w:bidi w:val="0"/>
-        <w:jc w:val="start"/>
-        <w:rPr>
-          <w:b w:val="false"/>
-          <w:bCs w:val="false"/>
-        </w:rPr>
-      </w:pPr>
-      <w:r>
-        <w:rPr>
-          <w:b w:val="false"/>
-          <w:bCs w:val="false"/>
-        </w:rPr>
-      </w:r>
-    </w:p>
-    <w:p>
-      <w:pPr>
-        <w:pStyle w:val="Normal"/>
-        <w:bidi w:val="0"/>
-        <w:jc w:val="start"/>
-        <w:rPr>
-          <w:b w:val="false"/>
-          <w:bCs w:val="false"/>
-        </w:rPr>
-      </w:pPr>
-      <w:r>
-        <w:rPr>
-          <w:b w:val="false"/>
-          <w:bCs w:val="false"/>
-        </w:rPr>
-        <w:t xml:space="preserve">Select cod_st, avg (mark), count (mark) </w:t>
-      </w:r>
-    </w:p>
-    <w:p>
-      <w:pPr>
-        <w:pStyle w:val="Normal"/>
-        <w:bidi w:val="0"/>
-        <w:jc w:val="start"/>
-        <w:rPr>
-          <w:b w:val="false"/>
-          <w:bCs w:val="false"/>
-        </w:rPr>
-      </w:pPr>
-      <w:r>
-        <w:rPr>
-          <w:b w:val="false"/>
-          <w:bCs w:val="false"/>
-        </w:rPr>
-        <w:t xml:space="preserve">from marks </w:t>
-      </w:r>
-    </w:p>
-    <w:p>
-      <w:pPr>
-        <w:pStyle w:val="Normal"/>
-        <w:bidi w:val="0"/>
-        <w:jc w:val="start"/>
-        <w:rPr>
-          <w:b w:val="false"/>
-          <w:bCs w:val="false"/>
-        </w:rPr>
-      </w:pPr>
-      <w:r>
-        <w:rPr>
-          <w:b w:val="false"/>
-          <w:bCs w:val="false"/>
-        </w:rPr>
-        <w:t>grop by cod_st</w:t>
-      </w:r>
-    </w:p>
-    <w:p>
-      <w:pPr>
-        <w:pStyle w:val="Normal"/>
-        <w:bidi w:val="0"/>
-        <w:jc w:val="start"/>
-        <w:rPr>
-          <w:b w:val="false"/>
-          <w:bCs w:val="false"/>
-        </w:rPr>
-      </w:pPr>
-      <w:r>
-        <w:rPr>
-          <w:b w:val="false"/>
-          <w:bCs w:val="false"/>
-        </w:rPr>
-      </w:r>
-    </w:p>
-    <w:p>
-      <w:pPr>
-        <w:pStyle w:val="Normal"/>
-        <w:bidi w:val="0"/>
-        <w:jc w:val="start"/>
-        <w:rPr>
-          <w:b w:val="false"/>
-          <w:bCs w:val="false"/>
-        </w:rPr>
-      </w:pPr>
-      <w:r>
-        <w:rPr>
-          <w:b w:val="false"/>
-          <w:bCs w:val="false"/>
-        </w:rPr>
-        <w:t>в списке выражения послк select могут быть только выражения из grop by или агрегатные функции и выражения на их основе.</w:t>
-      </w:r>
-    </w:p>
-    <w:p>
-      <w:pPr>
-        <w:pStyle w:val="Normal"/>
-        <w:bidi w:val="0"/>
-        <w:jc w:val="start"/>
-        <w:rPr>
-          <w:b w:val="false"/>
-          <w:bCs w:val="false"/>
-        </w:rPr>
-      </w:pPr>
-      <w:r>
-        <w:rPr>
-          <w:b w:val="false"/>
-          <w:bCs w:val="false"/>
-        </w:rPr>
-      </w:r>
-    </w:p>
-    <w:p>
-      <w:pPr>
-        <w:pStyle w:val="Normal"/>
-        <w:bidi w:val="0"/>
-        <w:jc w:val="start"/>
-        <w:rPr>
-          <w:b w:val="false"/>
-          <w:bCs w:val="false"/>
-        </w:rPr>
-      </w:pPr>
-      <w:r>
-        <w:rPr>
-          <w:b w:val="false"/>
-          <w:bCs w:val="false"/>
-        </w:rPr>
-      </w:r>
-    </w:p>
-    <w:p>
-      <w:pPr>
-        <w:pStyle w:val="Normal"/>
-        <w:bidi w:val="0"/>
-        <w:jc w:val="center"/>
-        <w:rPr>
-          <w:b/>
-          <w:bCs/>
-        </w:rPr>
-      </w:pPr>
-      <w:r>
-        <w:rPr>
-          <w:b/>
-          <w:bCs/>
-        </w:rPr>
-        <w:t>Условие отбора групп</w:t>
-      </w:r>
-    </w:p>
-    <w:p>
-      <w:pPr>
-        <w:pStyle w:val="Normal"/>
-        <w:bidi w:val="0"/>
-        <w:jc w:val="start"/>
-        <w:rPr>
-          <w:b w:val="false"/>
-          <w:bCs w:val="false"/>
-        </w:rPr>
-      </w:pPr>
-      <w:r>
-        <w:rPr>
-          <w:b w:val="false"/>
-          <w:bCs w:val="false"/>
-        </w:rPr>
-      </w:r>
-    </w:p>
-    <w:p>
-      <w:pPr>
-        <w:pStyle w:val="Normal"/>
-        <w:bidi w:val="0"/>
-        <w:jc w:val="start"/>
-        <w:rPr>
-          <w:b w:val="false"/>
-          <w:bCs w:val="false"/>
-        </w:rPr>
-      </w:pPr>
-      <w:r>
-        <w:rPr>
-          <w:b w:val="false"/>
-          <w:bCs w:val="false"/>
-        </w:rPr>
-        <w:t>select cod_st, avg(mark)</w:t>
-      </w:r>
-    </w:p>
-    <w:p>
-      <w:pPr>
-        <w:pStyle w:val="Normal"/>
-        <w:bidi w:val="0"/>
-        <w:jc w:val="start"/>
-        <w:rPr>
-          <w:b w:val="false"/>
-          <w:bCs w:val="false"/>
-        </w:rPr>
-      </w:pPr>
-      <w:r>
-        <w:rPr>
-          <w:b w:val="false"/>
-          <w:bCs w:val="false"/>
-        </w:rPr>
-        <w:t>from marks</w:t>
+        </w:rPr>
+      </w:pPr>
+      <w:r>
+        <w:rPr>
+          <w:b/>
+          <w:bCs/>
+        </w:rPr>
+      </w:r>
+    </w:p>
+    <w:p>
+      <w:pPr>
+        <w:pStyle w:val="Normal"/>
+        <w:bidi w:val="0"/>
+        <w:jc w:val="start"/>
+        <w:rPr>
+          <w:b w:val="false"/>
+          <w:bCs w:val="false"/>
+        </w:rPr>
+      </w:pPr>
+      <w:r>
+        <w:rPr>
+          <w:b w:val="false"/>
+          <w:bCs w:val="false"/>
+        </w:rPr>
+        <w:t>Могут использоваться в консрукциях from, where, having, select(…).</w:t>
+      </w:r>
+    </w:p>
+    <w:p>
+      <w:pPr>
+        <w:pStyle w:val="Normal"/>
+        <w:bidi w:val="0"/>
+        <w:jc w:val="start"/>
+        <w:rPr>
+          <w:b w:val="false"/>
+          <w:bCs w:val="false"/>
+        </w:rPr>
+      </w:pPr>
+      <w:r>
+        <w:rPr>
+          <w:b w:val="false"/>
+          <w:bCs w:val="false"/>
+        </w:rPr>
+      </w:r>
+    </w:p>
+    <w:p>
+      <w:pPr>
+        <w:pStyle w:val="Normal"/>
+        <w:bidi w:val="0"/>
+        <w:jc w:val="start"/>
+        <w:rPr>
+          <w:b w:val="false"/>
+          <w:bCs w:val="false"/>
+        </w:rPr>
+      </w:pPr>
+      <w:r>
+        <w:rPr>
+          <w:b w:val="false"/>
+          <w:bCs w:val="false"/>
+        </w:rPr>
+        <w:t>1. Вложенные запросы могут содержать другие вложенные запросы, выполнение начинаеться с глубины вложенности.</w:t>
+      </w:r>
+    </w:p>
+    <w:p>
+      <w:pPr>
+        <w:pStyle w:val="Normal"/>
+        <w:bidi w:val="0"/>
+        <w:jc w:val="start"/>
+        <w:rPr>
+          <w:b w:val="false"/>
+          <w:bCs w:val="false"/>
+        </w:rPr>
+      </w:pPr>
+      <w:r>
+        <w:rPr>
+          <w:b w:val="false"/>
+          <w:bCs w:val="false"/>
+        </w:rPr>
+        <w:t>2. Не следует использовать во вложенном запроссе сортировку (order by).</w:t>
+      </w:r>
+    </w:p>
+    <w:p>
+      <w:pPr>
+        <w:pStyle w:val="Normal"/>
+        <w:bidi w:val="0"/>
+        <w:jc w:val="start"/>
+        <w:rPr>
+          <w:b w:val="false"/>
+          <w:bCs w:val="false"/>
+        </w:rPr>
+      </w:pPr>
+      <w:r>
+        <w:rPr>
+          <w:b w:val="false"/>
+          <w:bCs w:val="false"/>
+        </w:rPr>
+      </w:r>
+    </w:p>
+    <w:p>
+      <w:pPr>
+        <w:pStyle w:val="Normal"/>
+        <w:bidi w:val="0"/>
+        <w:jc w:val="start"/>
+        <w:rPr>
+          <w:b w:val="false"/>
+          <w:bCs w:val="false"/>
+        </w:rPr>
+      </w:pPr>
+      <w:r>
+        <w:rPr>
+          <w:b w:val="false"/>
+          <w:bCs w:val="false"/>
+        </w:rPr>
+        <w:t>Пример:</w:t>
+      </w:r>
+    </w:p>
+    <w:p>
+      <w:pPr>
+        <w:pStyle w:val="Normal"/>
+        <w:bidi w:val="0"/>
+        <w:jc w:val="start"/>
+        <w:rPr>
+          <w:b w:val="false"/>
+          <w:bCs w:val="false"/>
+        </w:rPr>
+      </w:pPr>
+      <w:r>
+        <w:rPr>
+          <w:b w:val="false"/>
+          <w:bCs w:val="false"/>
+        </w:rPr>
+        <w:t>select … from</w:t>
+      </w:r>
+    </w:p>
+    <w:p>
+      <w:pPr>
+        <w:pStyle w:val="Normal"/>
+        <w:bidi w:val="0"/>
+        <w:jc w:val="start"/>
+        <w:rPr>
+          <w:b w:val="false"/>
+          <w:bCs w:val="false"/>
+        </w:rPr>
+      </w:pPr>
+      <w:r>
+        <w:rPr>
+          <w:b w:val="false"/>
+          <w:bCs w:val="false"/>
+        </w:rPr>
+        <w:t>(select…)</w:t>
+      </w:r>
+    </w:p>
+    <w:p>
+      <w:pPr>
+        <w:pStyle w:val="Normal"/>
+        <w:bidi w:val="0"/>
+        <w:jc w:val="start"/>
+        <w:rPr>
+          <w:b w:val="false"/>
+          <w:bCs w:val="false"/>
+        </w:rPr>
+      </w:pPr>
+      <w:r>
+        <w:rPr>
+          <w:b w:val="false"/>
+          <w:bCs w:val="false"/>
+        </w:rPr>
+      </w:r>
+    </w:p>
+    <w:p>
+      <w:pPr>
+        <w:pStyle w:val="Normal"/>
+        <w:bidi w:val="0"/>
+        <w:jc w:val="start"/>
+        <w:rPr>
+          <w:b w:val="false"/>
+          <w:bCs w:val="false"/>
+        </w:rPr>
+      </w:pPr>
+      <w:r>
+        <w:rPr>
+          <w:b w:val="false"/>
+          <w:bCs w:val="false"/>
+        </w:rPr>
+        <w:t xml:space="preserve">Пример: </w:t>
+      </w:r>
+    </w:p>
+    <w:p>
+      <w:pPr>
+        <w:pStyle w:val="Normal"/>
+        <w:bidi w:val="0"/>
+        <w:jc w:val="start"/>
+        <w:rPr>
+          <w:b w:val="false"/>
+          <w:bCs w:val="false"/>
+        </w:rPr>
+      </w:pPr>
+      <w:r>
+        <w:rPr>
+          <w:b w:val="false"/>
+          <w:bCs w:val="false"/>
+        </w:rPr>
+        <w:t>select min(avg_mark) min_avg mark</w:t>
+      </w:r>
+    </w:p>
+    <w:p>
+      <w:pPr>
+        <w:pStyle w:val="Normal"/>
+        <w:bidi w:val="0"/>
+        <w:jc w:val="start"/>
+        <w:rPr>
+          <w:b w:val="false"/>
+          <w:bCs w:val="false"/>
+        </w:rPr>
+      </w:pPr>
+      <w:r>
+        <w:rPr>
+          <w:b w:val="false"/>
+          <w:bCs w:val="false"/>
+        </w:rPr>
+        <w:t xml:space="preserve">          </w:t>
+      </w:r>
+      <w:r>
+        <w:rPr>
+          <w:b w:val="false"/>
+          <w:bCs w:val="false"/>
+        </w:rPr>
+        <w:t>max(avg_mark) max_avg_mark</w:t>
+      </w:r>
+    </w:p>
+    <w:p>
+      <w:pPr>
+        <w:pStyle w:val="Normal"/>
+        <w:bidi w:val="0"/>
+        <w:jc w:val="start"/>
+        <w:rPr>
+          <w:b w:val="false"/>
+          <w:bCs w:val="false"/>
+        </w:rPr>
+      </w:pPr>
+      <w:r>
+        <w:rPr>
+          <w:b w:val="false"/>
+          <w:bCs w:val="false"/>
+        </w:rPr>
+        <w:t>from (select avg(mark) avg_mark) from</w:t>
+      </w:r>
+    </w:p>
+    <w:p>
+      <w:pPr>
+        <w:pStyle w:val="Normal"/>
+        <w:bidi w:val="0"/>
+        <w:jc w:val="start"/>
+        <w:rPr>
+          <w:b w:val="false"/>
+          <w:bCs w:val="false"/>
+        </w:rPr>
+      </w:pPr>
+      <w:r>
+        <w:rPr>
+          <w:b w:val="false"/>
+          <w:bCs w:val="false"/>
+        </w:rPr>
+        <w:t xml:space="preserve">          </w:t>
+      </w:r>
+      <w:r>
+        <w:rPr>
+          <w:b w:val="false"/>
+          <w:bCs w:val="false"/>
+        </w:rPr>
+        <w:t>marks group by cod_st)</w:t>
+      </w:r>
+    </w:p>
+    <w:p>
+      <w:pPr>
+        <w:pStyle w:val="Normal"/>
+        <w:bidi w:val="0"/>
+        <w:jc w:val="start"/>
+        <w:rPr>
+          <w:b w:val="false"/>
+          <w:bCs w:val="false"/>
+        </w:rPr>
+      </w:pPr>
+      <w:r>
+        <w:rPr>
+          <w:b w:val="false"/>
+          <w:bCs w:val="false"/>
+        </w:rPr>
+      </w:r>
+    </w:p>
+    <w:p>
+      <w:pPr>
+        <w:pStyle w:val="Normal"/>
+        <w:bidi w:val="0"/>
+        <w:jc w:val="start"/>
+        <w:rPr>
+          <w:b w:val="false"/>
+          <w:bCs w:val="false"/>
+        </w:rPr>
+      </w:pPr>
+      <w:r>
+        <w:rPr>
+          <w:b w:val="false"/>
+          <w:bCs w:val="false"/>
+        </w:rPr>
+        <w:t>Вложенные запросы как альтернатива соединению таблиц.</w:t>
+      </w:r>
+    </w:p>
+    <w:p>
+      <w:pPr>
+        <w:pStyle w:val="Normal"/>
+        <w:bidi w:val="0"/>
+        <w:jc w:val="start"/>
+        <w:rPr>
+          <w:b w:val="false"/>
+          <w:bCs w:val="false"/>
+        </w:rPr>
+      </w:pPr>
+      <w:r>
+        <w:rPr>
+          <w:b w:val="false"/>
+          <w:bCs w:val="false"/>
+        </w:rPr>
+      </w:r>
+    </w:p>
+    <w:p>
+      <w:pPr>
+        <w:pStyle w:val="Normal"/>
+        <w:bidi w:val="0"/>
+        <w:jc w:val="start"/>
+        <w:rPr>
+          <w:b w:val="false"/>
+          <w:bCs w:val="false"/>
+        </w:rPr>
+      </w:pPr>
+      <w:r>
+        <w:rPr>
+          <w:b w:val="false"/>
+          <w:bCs w:val="false"/>
+        </w:rPr>
+      </w:r>
+    </w:p>
+    <w:p>
+      <w:pPr>
+        <w:pStyle w:val="Normal"/>
+        <w:bidi w:val="0"/>
+        <w:jc w:val="start"/>
+        <w:rPr>
+          <w:b w:val="false"/>
+          <w:bCs w:val="false"/>
+        </w:rPr>
+      </w:pPr>
+      <w:r>
+        <w:rPr>
+          <w:b w:val="false"/>
+          <w:bCs w:val="false"/>
+        </w:rPr>
+      </w:r>
+    </w:p>
+    <w:p>
+      <w:pPr>
+        <w:pStyle w:val="Normal"/>
+        <w:bidi w:val="0"/>
+        <w:jc w:val="start"/>
+        <w:rPr>
+          <w:b w:val="false"/>
+          <w:bCs w:val="false"/>
+        </w:rPr>
+      </w:pPr>
+      <w:r>
+        <w:rPr>
+          <w:b w:val="false"/>
+          <w:bCs w:val="false"/>
+        </w:rPr>
+        <w:t>Пример: найти все оценки студента по математике</w:t>
+      </w:r>
+    </w:p>
+    <w:p>
+      <w:pPr>
+        <w:pStyle w:val="Normal"/>
+        <w:bidi w:val="0"/>
+        <w:jc w:val="start"/>
+        <w:rPr>
+          <w:b w:val="false"/>
+          <w:bCs w:val="false"/>
+        </w:rPr>
+      </w:pPr>
+      <w:r>
+        <w:rPr>
+          <w:b w:val="false"/>
+          <w:bCs w:val="false"/>
+        </w:rPr>
+        <w:t>select mark from marks where</w:t>
+      </w:r>
+    </w:p>
+    <w:p>
+      <w:pPr>
+        <w:pStyle w:val="Normal"/>
+        <w:bidi w:val="0"/>
+        <w:jc w:val="start"/>
+        <w:rPr>
+          <w:b w:val="false"/>
+          <w:bCs w:val="false"/>
+        </w:rPr>
+      </w:pPr>
+      <w:r>
+        <w:rPr>
+          <w:b w:val="false"/>
+          <w:bCs w:val="false"/>
+        </w:rPr>
+        <w:t>cod_st in (select cod_st from students where name_str ‘Иванов’)</w:t>
+      </w:r>
+    </w:p>
+    <w:p>
+      <w:pPr>
+        <w:pStyle w:val="Normal"/>
+        <w:bidi w:val="0"/>
+        <w:jc w:val="start"/>
+        <w:rPr>
+          <w:b w:val="false"/>
+          <w:bCs w:val="false"/>
+        </w:rPr>
+      </w:pPr>
+      <w:r>
+        <w:rPr>
+          <w:b w:val="false"/>
+          <w:bCs w:val="false"/>
+        </w:rPr>
+        <w:t>and cod_sub in (select cod_sub from subjects where name.subt = ‘Математика’)</w:t>
+      </w:r>
+    </w:p>
+    <w:p>
+      <w:pPr>
+        <w:pStyle w:val="Normal"/>
+        <w:bidi w:val="0"/>
+        <w:jc w:val="start"/>
+        <w:rPr>
+          <w:b w:val="false"/>
+          <w:bCs w:val="false"/>
+        </w:rPr>
+      </w:pPr>
+      <w:r>
+        <w:rPr>
+          <w:b w:val="false"/>
+          <w:bCs w:val="false"/>
+        </w:rPr>
+      </w:r>
+    </w:p>
+    <w:p>
+      <w:pPr>
+        <w:pStyle w:val="Normal"/>
+        <w:bidi w:val="0"/>
+        <w:jc w:val="start"/>
+        <w:rPr>
+          <w:b w:val="false"/>
+          <w:bCs w:val="false"/>
+        </w:rPr>
+      </w:pPr>
+      <w:r>
+        <w:rPr>
+          <w:b w:val="false"/>
+          <w:bCs w:val="false"/>
+        </w:rPr>
+      </w:r>
+    </w:p>
+    <w:p>
+      <w:pPr>
+        <w:pStyle w:val="Normal"/>
+        <w:bidi w:val="0"/>
+        <w:jc w:val="start"/>
+        <w:rPr>
+          <w:b w:val="false"/>
+          <w:bCs w:val="false"/>
+        </w:rPr>
+      </w:pPr>
+      <w:r>
+        <w:rPr>
+          <w:b w:val="false"/>
+          <w:bCs w:val="false"/>
+        </w:rPr>
+        <w:t>Пример: выяснить средний бал по предметов у всез Иванов</w:t>
+        <w:br/>
+        <w:t>select cod_st, avg (mark) avg_mark</w:t>
+      </w:r>
+    </w:p>
+    <w:p>
+      <w:pPr>
+        <w:pStyle w:val="Normal"/>
+        <w:bidi w:val="0"/>
+        <w:jc w:val="start"/>
+        <w:rPr>
+          <w:b w:val="false"/>
+          <w:bCs w:val="false"/>
+        </w:rPr>
+      </w:pPr>
+      <w:r>
+        <w:rPr>
+          <w:b w:val="false"/>
+          <w:bCs w:val="false"/>
+        </w:rPr>
+        <w:t>from marks where cos_st in (select cod_st from students where name_st ‘Иванов’)</w:t>
       </w:r>
     </w:p>
     <w:p>
@@ -5386,678 +6647,762 @@
           <w:b w:val="false"/>
           <w:bCs w:val="false"/>
         </w:rPr>
-        <w:t>having avg(mark) &gt; 4</w:t>
-      </w:r>
-    </w:p>
-    <w:p>
-      <w:pPr>
-        <w:pStyle w:val="Normal"/>
-        <w:bidi w:val="0"/>
-        <w:jc w:val="start"/>
-        <w:rPr>
-          <w:b w:val="false"/>
-          <w:bCs w:val="false"/>
-        </w:rPr>
-      </w:pPr>
-      <w:r>
-        <w:rPr>
-          <w:b w:val="false"/>
-          <w:bCs w:val="false"/>
-        </w:rPr>
-      </w:r>
-    </w:p>
-    <w:p>
-      <w:pPr>
-        <w:pStyle w:val="Normal"/>
-        <w:bidi w:val="0"/>
-        <w:jc w:val="start"/>
-        <w:rPr>
-          <w:b w:val="false"/>
-          <w:bCs w:val="false"/>
-        </w:rPr>
-      </w:pPr>
-      <w:r>
-        <w:rPr>
-          <w:b w:val="false"/>
-          <w:bCs w:val="false"/>
-        </w:rPr>
-      </w:r>
-    </w:p>
-    <w:p>
-      <w:pPr>
-        <w:pStyle w:val="Normal"/>
-        <w:bidi w:val="0"/>
-        <w:jc w:val="center"/>
-        <w:rPr>
-          <w:b/>
-          <w:bCs/>
-        </w:rPr>
-      </w:pPr>
-      <w:r>
-        <w:rPr>
-          <w:b/>
-          <w:bCs/>
-        </w:rPr>
-        <w:t>Соединения таблиц запросов</w:t>
-      </w:r>
-    </w:p>
-    <w:p>
-      <w:pPr>
-        <w:pStyle w:val="Normal"/>
-        <w:bidi w:val="0"/>
-        <w:jc w:val="center"/>
-        <w:rPr>
-          <w:b/>
-          <w:bCs/>
-        </w:rPr>
-      </w:pPr>
-      <w:r>
-        <w:rPr>
-          <w:b/>
-          <w:bCs/>
-        </w:rPr>
-      </w:r>
-    </w:p>
-    <w:p>
-      <w:pPr>
-        <w:pStyle w:val="Normal"/>
-        <w:bidi w:val="0"/>
-        <w:jc w:val="start"/>
-        <w:rPr>
-          <w:b w:val="false"/>
-          <w:bCs w:val="false"/>
-        </w:rPr>
-      </w:pPr>
-      <w:r>
-        <w:rPr>
-          <w:b w:val="false"/>
-          <w:bCs w:val="false"/>
-        </w:rPr>
-        <w:t>1. Декартово произвидение – операция при выполнении которой, каждая строка одной таблици соединяеться с каждой строкой другой таблици.</w:t>
-      </w:r>
-    </w:p>
-    <w:p>
-      <w:pPr>
-        <w:pStyle w:val="Normal"/>
-        <w:bidi w:val="0"/>
-        <w:jc w:val="start"/>
-        <w:rPr>
-          <w:b w:val="false"/>
-          <w:bCs w:val="false"/>
-        </w:rPr>
-      </w:pPr>
-      <w:r>
-        <w:rPr>
-          <w:b w:val="false"/>
-          <w:bCs w:val="false"/>
-        </w:rPr>
-      </w:r>
-    </w:p>
-    <w:p>
-      <w:pPr>
-        <w:pStyle w:val="Normal"/>
-        <w:bidi w:val="0"/>
-        <w:jc w:val="start"/>
-        <w:rPr>
-          <w:b w:val="false"/>
-          <w:bCs w:val="false"/>
-        </w:rPr>
-      </w:pPr>
-      <w:r>
-        <w:rPr>
-          <w:b w:val="false"/>
-          <w:bCs w:val="false"/>
-        </w:rPr>
-        <w:t>Select * from subject, marks</w:t>
-      </w:r>
-    </w:p>
-    <w:p>
-      <w:pPr>
-        <w:pStyle w:val="Normal"/>
-        <w:bidi w:val="0"/>
-        <w:jc w:val="start"/>
-        <w:rPr>
-          <w:b w:val="false"/>
-          <w:bCs w:val="false"/>
-        </w:rPr>
-      </w:pPr>
-      <w:r>
-        <w:rPr>
-          <w:b w:val="false"/>
-          <w:bCs w:val="false"/>
-        </w:rPr>
-      </w:r>
-    </w:p>
-    <w:p>
-      <w:pPr>
-        <w:pStyle w:val="Normal"/>
-        <w:bidi w:val="0"/>
-        <w:jc w:val="start"/>
-        <w:rPr>
-          <w:b w:val="false"/>
-          <w:bCs w:val="false"/>
-        </w:rPr>
-      </w:pPr>
-      <w:r>
-        <w:rPr>
-          <w:b w:val="false"/>
-          <w:bCs w:val="false"/>
-        </w:rPr>
-        <w:t>Декартово произвидении используеться для соединения таблиц которые не имеют общих столбцов.</w:t>
-      </w:r>
-    </w:p>
-    <w:p>
-      <w:pPr>
-        <w:pStyle w:val="Normal"/>
-        <w:bidi w:val="0"/>
-        <w:jc w:val="start"/>
-        <w:rPr>
-          <w:b w:val="false"/>
-          <w:bCs w:val="false"/>
-        </w:rPr>
-      </w:pPr>
-      <w:r>
-        <w:rPr>
-          <w:b w:val="false"/>
-          <w:bCs w:val="false"/>
-        </w:rPr>
-      </w:r>
-    </w:p>
-    <w:p>
-      <w:pPr>
-        <w:pStyle w:val="Normal"/>
-        <w:bidi w:val="0"/>
-        <w:jc w:val="start"/>
-        <w:rPr>
-          <w:b w:val="false"/>
-          <w:bCs w:val="false"/>
-        </w:rPr>
-      </w:pPr>
-      <w:r>
-        <w:rPr>
-          <w:b w:val="false"/>
-          <w:bCs w:val="false"/>
-        </w:rPr>
-        <w:t>2. Внутренее или естественное соединение таблиц. Таким способ можно соединять только таблици имеющие общие столбци. При выполнении данной операции, соединяються только строки имеющие общие значения в столбце связи. Таким способом соединяют таблици связаные отношением один ко многим.</w:t>
-      </w:r>
-    </w:p>
-    <w:p>
-      <w:pPr>
-        <w:pStyle w:val="Normal"/>
-        <w:bidi w:val="0"/>
-        <w:jc w:val="start"/>
-        <w:rPr>
-          <w:b w:val="false"/>
-          <w:bCs w:val="false"/>
-        </w:rPr>
-      </w:pPr>
-      <w:r>
-        <w:rPr>
-          <w:b w:val="false"/>
-          <w:bCs w:val="false"/>
-        </w:rPr>
-      </w:r>
-    </w:p>
-    <w:p>
-      <w:pPr>
-        <w:pStyle w:val="Normal"/>
-        <w:bidi w:val="0"/>
-        <w:jc w:val="start"/>
-        <w:rPr>
-          <w:b w:val="false"/>
-          <w:bCs w:val="false"/>
-        </w:rPr>
-      </w:pPr>
-      <w:r>
-        <w:rPr>
-          <w:b w:val="false"/>
-          <w:bCs w:val="false"/>
-        </w:rPr>
-        <w:t>Выборка из декартового произвидения</w:t>
-      </w:r>
-    </w:p>
-    <w:p>
-      <w:pPr>
-        <w:pStyle w:val="Normal"/>
-        <w:bidi w:val="0"/>
-        <w:jc w:val="start"/>
-        <w:rPr>
-          <w:b w:val="false"/>
-          <w:bCs w:val="false"/>
-        </w:rPr>
-      </w:pPr>
-      <w:r>
-        <w:rPr>
-          <w:b w:val="false"/>
-          <w:bCs w:val="false"/>
-        </w:rPr>
-        <w:t xml:space="preserve">select * </w:t>
-      </w:r>
-    </w:p>
-    <w:p>
-      <w:pPr>
-        <w:pStyle w:val="Normal"/>
-        <w:bidi w:val="0"/>
-        <w:jc w:val="start"/>
-        <w:rPr>
-          <w:b w:val="false"/>
-          <w:bCs w:val="false"/>
-        </w:rPr>
-      </w:pPr>
-      <w:r>
-        <w:rPr>
-          <w:b w:val="false"/>
-          <w:bCs w:val="false"/>
-        </w:rPr>
-        <w:t>from students, marks</w:t>
-      </w:r>
-    </w:p>
-    <w:p>
-      <w:pPr>
-        <w:pStyle w:val="Normal"/>
-        <w:bidi w:val="0"/>
-        <w:jc w:val="start"/>
-        <w:rPr>
-          <w:b w:val="false"/>
-          <w:bCs w:val="false"/>
-        </w:rPr>
-      </w:pPr>
-      <w:r>
-        <w:rPr>
-          <w:b w:val="false"/>
-          <w:bCs w:val="false"/>
-        </w:rPr>
-        <w:t>where students.cod_st = marks.cod_st</w:t>
-      </w:r>
-    </w:p>
-    <w:p>
-      <w:pPr>
-        <w:pStyle w:val="Normal"/>
-        <w:bidi w:val="0"/>
-        <w:jc w:val="start"/>
-        <w:rPr>
-          <w:b w:val="false"/>
-          <w:bCs w:val="false"/>
-        </w:rPr>
-      </w:pPr>
-      <w:r>
-        <w:rPr>
-          <w:b w:val="false"/>
-          <w:bCs w:val="false"/>
-        </w:rPr>
-      </w:r>
-    </w:p>
-    <w:p>
-      <w:pPr>
-        <w:pStyle w:val="Normal"/>
-        <w:bidi w:val="0"/>
-        <w:jc w:val="start"/>
-        <w:rPr>
-          <w:b w:val="false"/>
-          <w:bCs w:val="false"/>
-        </w:rPr>
-      </w:pPr>
-      <w:r>
-        <w:rPr>
-          <w:b w:val="false"/>
-          <w:bCs w:val="false"/>
-        </w:rPr>
-        <w:t xml:space="preserve">явная операция inner join </w:t>
-      </w:r>
-    </w:p>
-    <w:p>
-      <w:pPr>
-        <w:pStyle w:val="Normal"/>
-        <w:bidi w:val="0"/>
-        <w:jc w:val="start"/>
-        <w:rPr>
-          <w:b w:val="false"/>
-          <w:bCs w:val="false"/>
-        </w:rPr>
-      </w:pPr>
-      <w:r>
-        <w:rPr>
-          <w:b w:val="false"/>
-          <w:bCs w:val="false"/>
-        </w:rPr>
-        <w:t xml:space="preserve">select * </w:t>
-      </w:r>
-    </w:p>
-    <w:p>
-      <w:pPr>
-        <w:pStyle w:val="Normal"/>
-        <w:bidi w:val="0"/>
-        <w:jc w:val="start"/>
-        <w:rPr>
-          <w:b w:val="false"/>
-          <w:bCs w:val="false"/>
-        </w:rPr>
-      </w:pPr>
-      <w:r>
-        <w:rPr>
-          <w:b w:val="false"/>
-          <w:bCs w:val="false"/>
-        </w:rPr>
-        <w:t>from student</w:t>
-      </w:r>
-    </w:p>
-    <w:p>
-      <w:pPr>
-        <w:pStyle w:val="Normal"/>
-        <w:bidi w:val="0"/>
-        <w:jc w:val="start"/>
-        <w:rPr>
-          <w:b w:val="false"/>
-          <w:bCs w:val="false"/>
-        </w:rPr>
-      </w:pPr>
-      <w:r>
-        <w:rPr>
-          <w:b w:val="false"/>
-          <w:bCs w:val="false"/>
-        </w:rPr>
-        <w:t>join marks on student cod_st = marks.cod_st</w:t>
-      </w:r>
-    </w:p>
-    <w:p>
-      <w:pPr>
-        <w:pStyle w:val="Normal"/>
-        <w:bidi w:val="0"/>
-        <w:jc w:val="start"/>
-        <w:rPr>
-          <w:b w:val="false"/>
-          <w:bCs w:val="false"/>
-        </w:rPr>
-      </w:pPr>
-      <w:r>
-        <w:rPr>
-          <w:b w:val="false"/>
-          <w:bCs w:val="false"/>
-        </w:rPr>
-      </w:r>
-    </w:p>
-    <w:p>
-      <w:pPr>
-        <w:pStyle w:val="Normal"/>
-        <w:bidi w:val="0"/>
-        <w:jc w:val="start"/>
-        <w:rPr>
-          <w:b w:val="false"/>
-          <w:bCs w:val="false"/>
-        </w:rPr>
-      </w:pPr>
-      <w:r>
-        <w:rPr>
-          <w:b w:val="false"/>
-          <w:bCs w:val="false"/>
-        </w:rPr>
-        <w:t>соединение двух таблиц не обязательно должно выполняться по первичному или вешнему ключу. Любые два столбца совпадающие по типу могут быть указаны в условии соединения таблиц</w:t>
-      </w:r>
-    </w:p>
-    <w:p>
-      <w:pPr>
-        <w:pStyle w:val="Normal"/>
-        <w:bidi w:val="0"/>
-        <w:jc w:val="start"/>
-        <w:rPr>
-          <w:b w:val="false"/>
-          <w:bCs w:val="false"/>
-        </w:rPr>
-      </w:pPr>
-      <w:r>
-        <w:rPr>
-          <w:b w:val="false"/>
-          <w:bCs w:val="false"/>
-        </w:rPr>
-      </w:r>
-    </w:p>
-    <w:p>
-      <w:pPr>
-        <w:pStyle w:val="Normal"/>
-        <w:bidi w:val="0"/>
-        <w:jc w:val="start"/>
-        <w:rPr>
-          <w:b w:val="false"/>
-          <w:bCs w:val="false"/>
-        </w:rPr>
-      </w:pPr>
-      <w:r>
-        <w:rPr>
-          <w:b w:val="false"/>
-          <w:bCs w:val="false"/>
-        </w:rPr>
-      </w:r>
-    </w:p>
-    <w:p>
-      <w:pPr>
-        <w:pStyle w:val="Normal"/>
-        <w:bidi w:val="0"/>
-        <w:jc w:val="start"/>
-        <w:rPr>
-          <w:b w:val="false"/>
-          <w:bCs w:val="false"/>
-        </w:rPr>
-      </w:pPr>
-      <w:r>
-        <w:rPr>
-          <w:b w:val="false"/>
-          <w:bCs w:val="false"/>
-        </w:rPr>
-        <w:t>3. Внешнее соединение таблиц, outer join, при внешнем соединении таблиц в отличии от внутренеего в результат попадают не только все связаные строки обеих таблиц но и строки одной из таблиц либо обеих для которых нет связаной в другой таблице, при этом недостающим значениям указывают null</w:t>
-      </w:r>
-    </w:p>
-    <w:p>
-      <w:pPr>
-        <w:pStyle w:val="Normal"/>
-        <w:bidi w:val="0"/>
-        <w:jc w:val="start"/>
-        <w:rPr>
-          <w:b w:val="false"/>
-          <w:bCs w:val="false"/>
-        </w:rPr>
-      </w:pPr>
-      <w:r>
-        <w:rPr>
-          <w:b w:val="false"/>
-          <w:bCs w:val="false"/>
-        </w:rPr>
-        <w:t>left join</w:t>
-      </w:r>
-    </w:p>
-    <w:p>
-      <w:pPr>
-        <w:pStyle w:val="Normal"/>
-        <w:bidi w:val="0"/>
-        <w:jc w:val="start"/>
-        <w:rPr>
-          <w:b w:val="false"/>
-          <w:bCs w:val="false"/>
-        </w:rPr>
-      </w:pPr>
-      <w:r>
-        <w:rPr>
-          <w:b w:val="false"/>
-          <w:bCs w:val="false"/>
-        </w:rPr>
-        <w:t>right join</w:t>
-      </w:r>
-    </w:p>
-    <w:p>
-      <w:pPr>
-        <w:pStyle w:val="Normal"/>
-        <w:bidi w:val="0"/>
-        <w:jc w:val="start"/>
-        <w:rPr>
-          <w:b w:val="false"/>
-          <w:bCs w:val="false"/>
-        </w:rPr>
-      </w:pPr>
-      <w:r>
-        <w:rPr>
-          <w:b w:val="false"/>
-          <w:bCs w:val="false"/>
-        </w:rPr>
-        <w:t>full join</w:t>
-      </w:r>
-    </w:p>
-    <w:p>
-      <w:pPr>
-        <w:pStyle w:val="Normal"/>
-        <w:bidi w:val="0"/>
-        <w:jc w:val="start"/>
-        <w:rPr>
-          <w:b w:val="false"/>
-          <w:bCs w:val="false"/>
-        </w:rPr>
-      </w:pPr>
-      <w:r>
-        <w:rPr>
-          <w:b w:val="false"/>
-          <w:bCs w:val="false"/>
-        </w:rPr>
-      </w:r>
-    </w:p>
-    <w:p>
-      <w:pPr>
-        <w:pStyle w:val="Normal"/>
-        <w:bidi w:val="0"/>
-        <w:jc w:val="start"/>
-        <w:rPr>
-          <w:b w:val="false"/>
-          <w:bCs w:val="false"/>
-        </w:rPr>
-      </w:pPr>
-      <w:r>
-        <w:rPr>
-          <w:b w:val="false"/>
-          <w:bCs w:val="false"/>
-        </w:rPr>
-        <w:t>select st.cod_st, st.name_st, count (*)</w:t>
-      </w:r>
-    </w:p>
-    <w:p>
-      <w:pPr>
-        <w:pStyle w:val="Normal"/>
-        <w:bidi w:val="0"/>
-        <w:jc w:val="start"/>
-        <w:rPr>
-          <w:b w:val="false"/>
-          <w:bCs w:val="false"/>
-        </w:rPr>
-      </w:pPr>
-      <w:r>
-        <w:rPr>
-          <w:b w:val="false"/>
-          <w:bCs w:val="false"/>
-        </w:rPr>
-        <w:t>from student st</w:t>
-      </w:r>
-    </w:p>
-    <w:p>
-      <w:pPr>
-        <w:pStyle w:val="Normal"/>
-        <w:bidi w:val="0"/>
-        <w:jc w:val="start"/>
-        <w:rPr>
-          <w:b w:val="false"/>
-          <w:bCs w:val="false"/>
-        </w:rPr>
-      </w:pPr>
-      <w:r>
-        <w:rPr>
-          <w:b w:val="false"/>
-          <w:bCs w:val="false"/>
-        </w:rPr>
-        <w:t>left join marks m</w:t>
-      </w:r>
-    </w:p>
-    <w:p>
-      <w:pPr>
-        <w:pStyle w:val="Normal"/>
-        <w:bidi w:val="0"/>
-        <w:jc w:val="start"/>
-        <w:rPr>
-          <w:b w:val="false"/>
-          <w:bCs w:val="false"/>
-        </w:rPr>
-      </w:pPr>
-      <w:r>
-        <w:rPr>
-          <w:b w:val="false"/>
-          <w:bCs w:val="false"/>
-        </w:rPr>
-        <w:t>where st.cod_st = m.cod_st</w:t>
-      </w:r>
-    </w:p>
-    <w:p>
-      <w:pPr>
-        <w:pStyle w:val="Normal"/>
-        <w:bidi w:val="0"/>
-        <w:jc w:val="start"/>
-        <w:rPr>
-          <w:b w:val="false"/>
-          <w:bCs w:val="false"/>
-        </w:rPr>
-      </w:pPr>
-      <w:r>
-        <w:rPr>
-          <w:b w:val="false"/>
-          <w:bCs w:val="false"/>
-        </w:rPr>
-        <w:t>group by st.cod_st, st.name_st</w:t>
-      </w:r>
-    </w:p>
-    <w:p>
-      <w:pPr>
-        <w:pStyle w:val="Normal"/>
-        <w:bidi w:val="0"/>
-        <w:jc w:val="start"/>
-        <w:rPr>
-          <w:b w:val="false"/>
-          <w:bCs w:val="false"/>
-        </w:rPr>
-      </w:pPr>
-      <w:r>
-        <w:rPr>
-          <w:b w:val="false"/>
-          <w:bCs w:val="false"/>
-        </w:rPr>
-      </w:r>
-    </w:p>
-    <w:p>
-      <w:pPr>
-        <w:pStyle w:val="Normal"/>
-        <w:bidi w:val="0"/>
-        <w:jc w:val="start"/>
-        <w:rPr>
-          <w:b w:val="false"/>
-          <w:bCs w:val="false"/>
-        </w:rPr>
-      </w:pPr>
-      <w:r>
-        <w:rPr>
-          <w:b w:val="false"/>
-          <w:bCs w:val="false"/>
-        </w:rPr>
-        <w:t>4. Самосоединение таблици (соединение таблици со своей копией)</w:t>
-      </w:r>
-    </w:p>
-    <w:p>
-      <w:pPr>
-        <w:pStyle w:val="Normal"/>
-        <w:bidi w:val="0"/>
-        <w:jc w:val="start"/>
-        <w:rPr>
-          <w:b w:val="false"/>
-          <w:bCs w:val="false"/>
-        </w:rPr>
-      </w:pPr>
-      <w:r>
-        <w:rPr>
-          <w:b w:val="false"/>
-          <w:bCs w:val="false"/>
-        </w:rPr>
-        <w:t>select distint, s1.name_st from student s1, student s2 where s1.name_st = s2.name_st and s1.cod_st&lt;&gt; ss2.cod_st</w:t>
+      </w:r>
+    </w:p>
+    <w:p>
+      <w:pPr>
+        <w:pStyle w:val="Normal"/>
+        <w:bidi w:val="0"/>
+        <w:jc w:val="start"/>
+        <w:rPr>
+          <w:b w:val="false"/>
+          <w:bCs w:val="false"/>
+        </w:rPr>
+      </w:pPr>
+      <w:r>
+        <w:rPr>
+          <w:b w:val="false"/>
+          <w:bCs w:val="false"/>
+        </w:rPr>
+        <w:t xml:space="preserve">select name_st from students where </w:t>
+      </w:r>
+    </w:p>
+    <w:p>
+      <w:pPr>
+        <w:pStyle w:val="Normal"/>
+        <w:bidi w:val="0"/>
+        <w:jc w:val="start"/>
+        <w:rPr>
+          <w:b w:val="false"/>
+          <w:bCs w:val="false"/>
+        </w:rPr>
+      </w:pPr>
+      <w:r>
+        <w:rPr>
+          <w:b w:val="false"/>
+          <w:bCs w:val="false"/>
+        </w:rPr>
+        <w:t>born = (select max(born) from students)</w:t>
+      </w:r>
+    </w:p>
+    <w:p>
+      <w:pPr>
+        <w:pStyle w:val="Normal"/>
+        <w:bidi w:val="0"/>
+        <w:jc w:val="start"/>
+        <w:rPr>
+          <w:b w:val="false"/>
+          <w:bCs w:val="false"/>
+        </w:rPr>
+      </w:pPr>
+      <w:r>
+        <w:rPr>
+          <w:b w:val="false"/>
+          <w:bCs w:val="false"/>
+        </w:rPr>
+      </w:r>
+    </w:p>
+    <w:p>
+      <w:pPr>
+        <w:pStyle w:val="Normal"/>
+        <w:bidi w:val="0"/>
+        <w:jc w:val="start"/>
+        <w:rPr>
+          <w:b w:val="false"/>
+          <w:bCs w:val="false"/>
+        </w:rPr>
+      </w:pPr>
+      <w:r>
+        <w:rPr>
+          <w:b w:val="false"/>
+          <w:bCs w:val="false"/>
+        </w:rPr>
+      </w:r>
+    </w:p>
+    <w:p>
+      <w:pPr>
+        <w:pStyle w:val="Normal"/>
+        <w:bidi w:val="0"/>
+        <w:jc w:val="start"/>
+        <w:rPr>
+          <w:b w:val="false"/>
+          <w:bCs w:val="false"/>
+        </w:rPr>
+      </w:pPr>
+      <w:r>
+        <w:rPr>
+          <w:b w:val="false"/>
+          <w:bCs w:val="false"/>
+        </w:rPr>
+        <w:t>найдем max или min средний бал</w:t>
+      </w:r>
+    </w:p>
+    <w:p>
+      <w:pPr>
+        <w:pStyle w:val="Normal"/>
+        <w:bidi w:val="0"/>
+        <w:jc w:val="start"/>
+        <w:rPr>
+          <w:b w:val="false"/>
+          <w:bCs w:val="false"/>
+        </w:rPr>
+      </w:pPr>
+      <w:r>
+        <w:rPr>
+          <w:b w:val="false"/>
+          <w:bCs w:val="false"/>
+        </w:rPr>
+        <w:t>select name_st from students where</w:t>
+      </w:r>
+    </w:p>
+    <w:p>
+      <w:pPr>
+        <w:pStyle w:val="Normal"/>
+        <w:bidi w:val="0"/>
+        <w:jc w:val="start"/>
+        <w:rPr>
+          <w:b w:val="false"/>
+          <w:bCs w:val="false"/>
+        </w:rPr>
+      </w:pPr>
+      <w:r>
+        <w:rPr>
+          <w:b w:val="false"/>
+          <w:bCs w:val="false"/>
+        </w:rPr>
+        <w:t>cod_st in (select cod_st from marks group by cod_st having avg(mark) = (select max(avg_mark) max_avg mark from (select avg(mark) from marks grop by cod_st)</w:t>
+      </w:r>
+    </w:p>
+    <w:p>
+      <w:pPr>
+        <w:pStyle w:val="Normal"/>
+        <w:bidi w:val="0"/>
+        <w:jc w:val="start"/>
+        <w:rPr>
+          <w:b w:val="false"/>
+          <w:bCs w:val="false"/>
+        </w:rPr>
+      </w:pPr>
+      <w:r>
+        <w:rPr>
+          <w:b w:val="false"/>
+          <w:bCs w:val="false"/>
+        </w:rPr>
+      </w:r>
+    </w:p>
+    <w:p>
+      <w:pPr>
+        <w:pStyle w:val="Normal"/>
+        <w:bidi w:val="0"/>
+        <w:jc w:val="start"/>
+        <w:rPr>
+          <w:b w:val="false"/>
+          <w:bCs w:val="false"/>
+        </w:rPr>
+      </w:pPr>
+      <w:r>
+        <w:rPr>
+          <w:b w:val="false"/>
+          <w:bCs w:val="false"/>
+        </w:rPr>
+      </w:r>
+    </w:p>
+    <w:p>
+      <w:pPr>
+        <w:pStyle w:val="Normal"/>
+        <w:bidi w:val="0"/>
+        <w:jc w:val="start"/>
+        <w:rPr>
+          <w:b w:val="false"/>
+          <w:bCs w:val="false"/>
+        </w:rPr>
+      </w:pPr>
+      <w:r>
+        <w:rPr>
+          <w:b w:val="false"/>
+          <w:bCs w:val="false"/>
+        </w:rPr>
+        <w:t>Вложенный запрос в виде столбца:</w:t>
+      </w:r>
+    </w:p>
+    <w:p>
+      <w:pPr>
+        <w:pStyle w:val="Normal"/>
+        <w:bidi w:val="0"/>
+        <w:jc w:val="start"/>
+        <w:rPr>
+          <w:b w:val="false"/>
+          <w:bCs w:val="false"/>
+        </w:rPr>
+      </w:pPr>
+      <w:r>
+        <w:rPr>
+          <w:b w:val="false"/>
+          <w:bCs w:val="false"/>
+        </w:rPr>
+        <w:t>select... (select …) from …</w:t>
+      </w:r>
+    </w:p>
+    <w:p>
+      <w:pPr>
+        <w:pStyle w:val="Normal"/>
+        <w:bidi w:val="0"/>
+        <w:jc w:val="start"/>
+        <w:rPr>
+          <w:b w:val="false"/>
+          <w:bCs w:val="false"/>
+        </w:rPr>
+      </w:pPr>
+      <w:r>
+        <w:rPr>
+          <w:b w:val="false"/>
+          <w:bCs w:val="false"/>
+        </w:rPr>
+        <w:t>select cod_st, name_st, (select avg(mark) from marks where m cod_st = s.cod_st) avg_mark from students )</w:t>
+      </w:r>
+    </w:p>
+    <w:p>
+      <w:pPr>
+        <w:pStyle w:val="Normal"/>
+        <w:bidi w:val="0"/>
+        <w:jc w:val="start"/>
+        <w:rPr>
+          <w:b w:val="false"/>
+          <w:bCs w:val="false"/>
+        </w:rPr>
+      </w:pPr>
+      <w:r>
+        <w:rPr>
+          <w:b w:val="false"/>
+          <w:bCs w:val="false"/>
+        </w:rPr>
+      </w:r>
+    </w:p>
+    <w:p>
+      <w:pPr>
+        <w:pStyle w:val="Normal"/>
+        <w:bidi w:val="0"/>
+        <w:jc w:val="start"/>
+        <w:rPr>
+          <w:b w:val="false"/>
+          <w:bCs w:val="false"/>
+        </w:rPr>
+      </w:pPr>
+      <w:r>
+        <w:rPr>
+          <w:b w:val="false"/>
+          <w:bCs w:val="false"/>
+        </w:rPr>
+      </w:r>
+    </w:p>
+    <w:p>
+      <w:pPr>
+        <w:pStyle w:val="Normal"/>
+        <w:bidi w:val="0"/>
+        <w:jc w:val="start"/>
+        <w:rPr>
+          <w:b w:val="false"/>
+          <w:bCs w:val="false"/>
+        </w:rPr>
+      </w:pPr>
+      <w:r>
+        <w:rPr>
+          <w:b/>
+          <w:bCs/>
+        </w:rPr>
+        <w:t>Карелированые и не карелированые запросы</w:t>
+      </w:r>
+    </w:p>
+    <w:p>
+      <w:pPr>
+        <w:pStyle w:val="Normal"/>
+        <w:bidi w:val="0"/>
+        <w:jc w:val="start"/>
+        <w:rPr>
+          <w:b w:val="false"/>
+          <w:bCs w:val="false"/>
+        </w:rPr>
+      </w:pPr>
+      <w:r>
+        <w:rPr>
+          <w:b w:val="false"/>
+          <w:bCs w:val="false"/>
+        </w:rPr>
+        <w:t>Вложенные запросы которые не используют данные внешнего запроса, называються не карелированными, такие запросы выполняються один раз и этот резкльтата нужен для выполнения внешнего запроса.</w:t>
+      </w:r>
+      <w:r>
+        <w:rPr>
+          <w:b w:val="false"/>
+          <w:bCs w:val="false"/>
+        </w:rPr>
+        <w:br/>
+      </w:r>
+    </w:p>
+    <w:p>
+      <w:pPr>
+        <w:pStyle w:val="Normal"/>
+        <w:bidi w:val="0"/>
+        <w:jc w:val="start"/>
+        <w:rPr>
+          <w:b w:val="false"/>
+          <w:bCs w:val="false"/>
+        </w:rPr>
+      </w:pPr>
+      <w:r>
+        <w:rPr>
+          <w:b w:val="false"/>
+          <w:bCs w:val="false"/>
+        </w:rPr>
+        <w:t>Запросы которые используют данные внешнего запроса называються карелированными.</w:t>
+      </w:r>
+    </w:p>
+    <w:p>
+      <w:pPr>
+        <w:pStyle w:val="Normal"/>
+        <w:bidi w:val="0"/>
+        <w:jc w:val="start"/>
+        <w:rPr>
+          <w:b w:val="false"/>
+          <w:bCs w:val="false"/>
+        </w:rPr>
+      </w:pPr>
+      <w:r>
+        <w:rPr>
+          <w:b w:val="false"/>
+          <w:bCs w:val="false"/>
+        </w:rPr>
+      </w:r>
+    </w:p>
+    <w:p>
+      <w:pPr>
+        <w:pStyle w:val="Normal"/>
+        <w:bidi w:val="0"/>
+        <w:jc w:val="start"/>
+        <w:rPr>
+          <w:b/>
+          <w:bCs/>
+        </w:rPr>
+      </w:pPr>
+      <w:r>
+        <w:rPr>
+          <w:b/>
+          <w:bCs/>
+        </w:rPr>
+        <w:t>ALL, ANY</w:t>
+      </w:r>
+    </w:p>
+    <w:p>
+      <w:pPr>
+        <w:pStyle w:val="Normal"/>
+        <w:bidi w:val="0"/>
+        <w:jc w:val="start"/>
+        <w:rPr>
+          <w:b w:val="false"/>
+          <w:bCs w:val="false"/>
+        </w:rPr>
+      </w:pPr>
+      <w:r>
+        <w:rPr>
+          <w:b w:val="false"/>
+          <w:bCs w:val="false"/>
+        </w:rPr>
+        <w:t xml:space="preserve">Применяються к вложенным запросам. </w:t>
+      </w:r>
+    </w:p>
+    <w:p>
+      <w:pPr>
+        <w:pStyle w:val="Normal"/>
+        <w:bidi w:val="0"/>
+        <w:jc w:val="start"/>
+        <w:rPr>
+          <w:b w:val="false"/>
+          <w:bCs w:val="false"/>
+        </w:rPr>
+      </w:pPr>
+      <w:r>
+        <w:rPr>
+          <w:b w:val="false"/>
+          <w:bCs w:val="false"/>
+        </w:rPr>
+      </w:r>
+    </w:p>
+    <w:p>
+      <w:pPr>
+        <w:pStyle w:val="Normal"/>
+        <w:bidi w:val="0"/>
+        <w:jc w:val="start"/>
+        <w:rPr>
+          <w:b w:val="false"/>
+          <w:bCs w:val="false"/>
+        </w:rPr>
+      </w:pPr>
+      <w:r>
+        <w:rPr>
+          <w:b w:val="false"/>
+          <w:bCs w:val="false"/>
+        </w:rPr>
+        <w:t>ALL – все строки вложенного селекта</w:t>
+      </w:r>
+    </w:p>
+    <w:p>
+      <w:pPr>
+        <w:pStyle w:val="Normal"/>
+        <w:bidi w:val="0"/>
+        <w:jc w:val="start"/>
+        <w:rPr>
+          <w:b w:val="false"/>
+          <w:bCs w:val="false"/>
+        </w:rPr>
+      </w:pPr>
+      <w:r>
+        <w:rPr>
+          <w:b w:val="false"/>
+          <w:bCs w:val="false"/>
+        </w:rPr>
+        <w:t>ANY – хотябы одна</w:t>
+      </w:r>
+    </w:p>
+    <w:p>
+      <w:pPr>
+        <w:pStyle w:val="Normal"/>
+        <w:bidi w:val="0"/>
+        <w:jc w:val="start"/>
+        <w:rPr>
+          <w:b w:val="false"/>
+          <w:bCs w:val="false"/>
+        </w:rPr>
+      </w:pPr>
+      <w:r>
+        <w:rPr>
+          <w:b w:val="false"/>
+          <w:bCs w:val="false"/>
+        </w:rPr>
+      </w:r>
+    </w:p>
+    <w:p>
+      <w:pPr>
+        <w:pStyle w:val="Normal"/>
+        <w:bidi w:val="0"/>
+        <w:jc w:val="start"/>
+        <w:rPr>
+          <w:b w:val="false"/>
+          <w:bCs w:val="false"/>
+        </w:rPr>
+      </w:pPr>
+      <w:r>
+        <w:rPr>
+          <w:b w:val="false"/>
+          <w:bCs w:val="false"/>
+        </w:rPr>
+        <w:t>select cod_st, name_st from students where all (select mark from marks where cod_st = students cod_st) = 4</w:t>
+      </w:r>
+    </w:p>
+    <w:p>
+      <w:pPr>
+        <w:pStyle w:val="Normal"/>
+        <w:bidi w:val="0"/>
+        <w:jc w:val="start"/>
+        <w:rPr>
+          <w:b w:val="false"/>
+          <w:bCs w:val="false"/>
+        </w:rPr>
+      </w:pPr>
+      <w:r>
+        <w:rPr>
+          <w:b w:val="false"/>
+          <w:bCs w:val="false"/>
+        </w:rPr>
+      </w:r>
+    </w:p>
+    <w:p>
+      <w:pPr>
+        <w:pStyle w:val="Normal"/>
+        <w:bidi w:val="0"/>
+        <w:jc w:val="start"/>
+        <w:rPr>
+          <w:b/>
+          <w:bCs/>
+        </w:rPr>
+      </w:pPr>
+      <w:r>
+        <w:rPr>
+          <w:b/>
+          <w:bCs/>
+        </w:rPr>
+        <w:t xml:space="preserve">(not )EXISTS  - </w:t>
+      </w:r>
+      <w:r>
+        <w:rPr>
+          <w:b w:val="false"/>
+          <w:bCs w:val="false"/>
+        </w:rPr>
+        <w:t>нужна для проверки на пустоту</w:t>
+      </w:r>
+    </w:p>
+    <w:p>
+      <w:pPr>
+        <w:pStyle w:val="Normal"/>
+        <w:bidi w:val="0"/>
+        <w:jc w:val="start"/>
+        <w:rPr>
+          <w:b w:val="false"/>
+          <w:bCs w:val="false"/>
+        </w:rPr>
+      </w:pPr>
+      <w:r>
+        <w:rPr>
+          <w:b/>
+          <w:bCs/>
+        </w:rPr>
+      </w:r>
+    </w:p>
+    <w:p>
+      <w:pPr>
+        <w:pStyle w:val="Normal"/>
+        <w:bidi w:val="0"/>
+        <w:jc w:val="start"/>
+        <w:rPr>
+          <w:b w:val="false"/>
+          <w:bCs w:val="false"/>
+        </w:rPr>
+      </w:pPr>
+      <w:r>
+        <w:rPr>
+          <w:b/>
+          <w:bCs/>
+        </w:rPr>
+      </w:r>
+    </w:p>
+    <w:p>
+      <w:pPr>
+        <w:pStyle w:val="Normal"/>
+        <w:bidi w:val="0"/>
+        <w:jc w:val="start"/>
+        <w:rPr>
+          <w:b/>
+          <w:bCs/>
+        </w:rPr>
+      </w:pPr>
+      <w:r>
+        <w:rPr>
+          <w:b w:val="false"/>
+          <w:bCs w:val="false"/>
+        </w:rPr>
+        <w:t>пример: вывести всех студентов без оценки</w:t>
+      </w:r>
+    </w:p>
+    <w:p>
+      <w:pPr>
+        <w:pStyle w:val="Normal"/>
+        <w:bidi w:val="0"/>
+        <w:jc w:val="start"/>
+        <w:rPr>
+          <w:b/>
+          <w:bCs/>
+        </w:rPr>
+      </w:pPr>
+      <w:r>
+        <w:rPr>
+          <w:b w:val="false"/>
+          <w:bCs w:val="false"/>
+        </w:rPr>
+        <w:t xml:space="preserve">select cod_st, name_st from students where not exists </w:t>
+      </w:r>
+    </w:p>
+    <w:p>
+      <w:pPr>
+        <w:pStyle w:val="Normal"/>
+        <w:bidi w:val="0"/>
+        <w:jc w:val="start"/>
+        <w:rPr>
+          <w:b/>
+          <w:bCs/>
+        </w:rPr>
+      </w:pPr>
+      <w:r>
+        <w:rPr>
+          <w:b w:val="false"/>
+          <w:bCs w:val="false"/>
+        </w:rPr>
+        <w:t>(select cod_st from marks where cod_st = students.cod_st)</w:t>
+      </w:r>
+    </w:p>
+    <w:p>
+      <w:pPr>
+        <w:pStyle w:val="Normal"/>
+        <w:bidi w:val="0"/>
+        <w:jc w:val="start"/>
+        <w:rPr>
+          <w:b w:val="false"/>
+          <w:bCs w:val="false"/>
+        </w:rPr>
+      </w:pPr>
+      <w:r>
+        <w:rPr>
+          <w:b/>
+          <w:bCs/>
+        </w:rPr>
+      </w:r>
+    </w:p>
+    <w:p>
+      <w:pPr>
+        <w:pStyle w:val="Normal"/>
+        <w:bidi w:val="0"/>
+        <w:jc w:val="start"/>
+        <w:rPr>
+          <w:b/>
+          <w:bCs/>
+          <w:highlight w:val="none"/>
+          <w:shd w:fill="FFFF00" w:val="clear"/>
+        </w:rPr>
+      </w:pPr>
+      <w:r>
+        <w:rPr>
+          <w:b w:val="false"/>
+          <w:bCs w:val="false"/>
+          <w:shd w:fill="FFFF00" w:val="clear"/>
+        </w:rPr>
+        <w:t>select cod_st, name_st from students where cod_st not in (select distinct cod_st from marks)</w:t>
+      </w:r>
+    </w:p>
+    <w:p>
+      <w:pPr>
+        <w:pStyle w:val="Normal"/>
+        <w:bidi w:val="0"/>
+        <w:jc w:val="start"/>
+        <w:rPr>
+          <w:b/>
+          <w:bCs/>
+        </w:rPr>
+      </w:pPr>
+      <w:r>
+        <w:rPr>
+          <w:b w:val="false"/>
+          <w:bCs w:val="false"/>
+        </w:rPr>
+        <w:t>select st.cod_st, st.name_st from students</w:t>
+      </w:r>
+      <w:r>
+        <w:rPr>
+          <w:b w:val="false"/>
+          <w:bCs w:val="false"/>
+        </w:rPr>
+        <w:t>_</w:t>
+      </w:r>
+      <w:r>
+        <w:rPr>
+          <w:b w:val="false"/>
+          <w:bCs w:val="false"/>
+        </w:rPr>
+        <w:t xml:space="preserve">st </w:t>
+      </w:r>
+      <w:r>
+        <w:rPr>
+          <w:b w:val="false"/>
+          <w:bCs w:val="false"/>
+        </w:rPr>
+        <w:t xml:space="preserve">left </w:t>
+      </w:r>
+      <w:r>
+        <w:rPr>
+          <w:b w:val="false"/>
+          <w:bCs w:val="false"/>
+        </w:rPr>
+        <w:t>join marks</w:t>
+      </w:r>
+      <w:r>
+        <w:rPr>
+          <w:b w:val="false"/>
+          <w:bCs w:val="false"/>
+        </w:rPr>
+        <w:t>_m on m.cod_st = st.cod_st where m.mark is null)</w:t>
+      </w:r>
+    </w:p>
+    <w:p>
+      <w:pPr>
+        <w:pStyle w:val="Normal"/>
+        <w:bidi w:val="0"/>
+        <w:jc w:val="start"/>
+        <w:rPr>
+          <w:b w:val="false"/>
+          <w:bCs w:val="false"/>
+        </w:rPr>
+      </w:pPr>
+      <w:r>
+        <w:rPr>
+          <w:b/>
+          <w:bCs/>
+        </w:rPr>
+      </w:r>
+    </w:p>
+    <w:p>
+      <w:pPr>
+        <w:pStyle w:val="Normal"/>
+        <w:bidi w:val="0"/>
+        <w:jc w:val="start"/>
+        <w:rPr>
+          <w:b/>
+          <w:bCs/>
+        </w:rPr>
+      </w:pPr>
+      <w:r>
+        <w:rPr>
+          <w:b/>
+          <w:bCs/>
+        </w:rPr>
+      </w:r>
+    </w:p>
+    <w:p>
+      <w:pPr>
+        <w:pStyle w:val="Normal"/>
+        <w:bidi w:val="0"/>
+        <w:jc w:val="start"/>
+        <w:rPr>
+          <w:b/>
+          <w:bCs/>
+        </w:rPr>
+      </w:pPr>
+      <w:r>
+        <w:rPr>
+          <w:b/>
+          <w:bCs/>
+        </w:rPr>
+        <w:t>Комбинированые запросы (union, ubion all, intersect, except)</w:t>
+      </w:r>
+    </w:p>
+    <w:p>
+      <w:pPr>
+        <w:pStyle w:val="Normal"/>
+        <w:bidi w:val="0"/>
+        <w:jc w:val="start"/>
+        <w:rPr>
+          <w:b w:val="false"/>
+          <w:bCs w:val="false"/>
+        </w:rPr>
+      </w:pPr>
+      <w:r>
+        <w:rPr>
+          <w:b w:val="false"/>
+          <w:bCs w:val="false"/>
+        </w:rPr>
+        <w:t>select name_st from students1 union all select name_st from students2</w:t>
+      </w:r>
+    </w:p>
+    <w:p>
+      <w:pPr>
+        <w:pStyle w:val="Normal"/>
+        <w:bidi w:val="0"/>
+        <w:jc w:val="start"/>
+        <w:rPr>
+          <w:b/>
+          <w:bCs/>
+        </w:rPr>
+      </w:pPr>
+      <w:r>
+        <w:rPr>
+          <w:b/>
+          <w:bCs/>
+        </w:rPr>
       </w:r>
     </w:p>
     <w:sectPr>
